--- a/ind/docx/51.content.docx
+++ b/ind/docx/51.content.docx
@@ -28,49 +28,15 @@
       </w:r>
     </w:p>
     <w:p>
-      <w:pPr>
-        <w:pStyle w:val="Heading2"/>
-      </w:pPr>
-      <w:r>
-        <w:rPr>
-          <w:lang w:val="id_ID" w:bidi="id_ID"/>
-        </w:rPr>
-        <w:t>License Information</w:t>
-      </w:r>
-      <w:r>
-        <w:rPr>
-          <w:lang w:val="id_ID" w:bidi="id_ID"/>
-        </w:rPr>
-      </w:r>
-    </w:p>
-    <w:p>
-      <w:pPr/>
-      <w:r>
-        <w:rPr>
-          <w:lang w:val="id_ID" w:bidi="id_ID"/>
-        </w:rPr>
-      </w:r>
-      <w:r>
-        <w:rPr>
-          <w:b/>
-          <w:lang w:val="id_ID" w:bidi="id_ID"/>
-        </w:rPr>
-        <w:t>Catatan Terjemahan (unfoldingWord)</w:t>
-      </w:r>
-      <w:r>
-        <w:rPr>
-          <w:lang w:val="id_ID" w:bidi="id_ID"/>
-        </w:rPr>
-        <w:t xml:space="preserve"> (Indonesian) is based on</w:t>
-      </w:r>
-      <w:r>
-        <w:rPr>
-          <w:lang w:val="id_ID" w:bidi="id_ID"/>
-        </w:rPr>
-        <w:t xml:space="preserve">: </w:t>
-      </w:r>
-      <w:r>
-        <w:rPr>
+      <w:pPr/>
+      <w:r>
+        <w:rPr>
+          <w:lang w:val="id_ID" w:bidi="id_ID"/>
+        </w:rPr>
+      </w:r>
+      <w:r>
+        <w:rPr>
+          <w:b/>
           <w:lang w:val="id_ID" w:bidi="id_ID"/>
         </w:rPr>
         <w:t>unfoldingWord® Translation Notes</w:t>
@@ -79,62 +45,31 @@
         <w:rPr>
           <w:lang w:val="id_ID" w:bidi="id_ID"/>
         </w:rPr>
-        <w:t xml:space="preserve">, </w:t>
-      </w:r>
-      <w:hyperlink r:id="rId13">
-        <w:r>
-          <w:rPr>
-            <w:lang w:val="id_ID" w:bidi="id_ID"/>
-          </w:rPr>
-          <w:rPr>
-            <w:color w:val="0000EE"/>
-            <w:u w:val="single"/>
-          </w:rPr>
-          <w:t>unfoldingWord</w:t>
-        </w:r>
-      </w:hyperlink>
-      <w:r>
-        <w:rPr>
-          <w:lang w:val="id_ID" w:bidi="id_ID"/>
-        </w:rPr>
-        <w:t xml:space="preserve">, 2022, which is licensed under a </w:t>
-      </w:r>
-      <w:hyperlink r:id="rId14">
-        <w:r>
-          <w:rPr>
-            <w:lang w:val="id_ID" w:bidi="id_ID"/>
-          </w:rPr>
-          <w:rPr>
-            <w:color w:val="0000EE"/>
-            <w:u w:val="single"/>
-          </w:rPr>
-          <w:t>CC BY-SA 4.0 license</w:t>
-        </w:r>
-      </w:hyperlink>
-      <w:r>
-        <w:rPr>
-          <w:lang w:val="id_ID" w:bidi="id_ID"/>
-        </w:rPr>
-        <w:t>.</w:t>
-      </w:r>
-      <w:r>
-        <w:rPr>
-          <w:lang w:val="id_ID" w:bidi="id_ID"/>
-        </w:rPr>
-      </w:r>
-    </w:p>
-    <w:p>
-      <w:pPr/>
-      <w:r>
-        <w:rPr>
-          <w:lang w:val="id_ID" w:bidi="id_ID"/>
-        </w:rPr>
-      </w:r>
-      <w:r>
-        <w:rPr>
-          <w:lang w:val="id_ID" w:bidi="id_ID"/>
-        </w:rPr>
-        <w:t>This PDF version is provided under the same license.</w:t>
+        <w:t xml:space="preserve"> © 2022 unfoldingWord. Released under CC BY-SA 4.0 license. </w:t>
+      </w:r>
+      <w:r>
+        <w:rPr>
+          <w:lang w:val="id_ID" w:bidi="id_ID"/>
+        </w:rPr>
+        <w:t>unfoldingWord® Translation Notes</w:t>
+      </w:r>
+      <w:r>
+        <w:rPr>
+          <w:lang w:val="id_ID" w:bidi="id_ID"/>
+        </w:rPr>
+        <w:t xml:space="preserve"> has been adapted in the following languages: Tok Pisin, Arabic (عربي), French (Français), Hindi (हिंदी), Indonesian (Bahasa Indonesia), Portuguese (Português), Russian (Русский), Spanish (Español), Swahili (Kiswahili), and Simplified Chinese (简体中文) from </w:t>
+      </w:r>
+      <w:r>
+        <w:rPr>
+          <w:lang w:val="id_ID" w:bidi="id_ID"/>
+        </w:rPr>
+        <w:t>unfoldingWord® Translation Notes</w:t>
+      </w:r>
+      <w:r>
+        <w:rPr>
+          <w:lang w:val="id_ID" w:bidi="id_ID"/>
+        </w:rPr>
+        <w:t xml:space="preserve"> © 2022 unfoldingWord. Released under CC BY-SA 4.0 license by Mission Mutual</w:t>
       </w:r>
       <w:r>
         <w:rPr>
@@ -5409,7 +5344,7 @@
         </w:rPr>
         <w:t xml:space="preserve"> adalah kebalikan dari “kuasa kegelapan” di ayat berikutnya (</w:t>
       </w:r>
-      <w:hyperlink r:id="rId15">
+      <w:hyperlink r:id="rId13">
         <w:r>
           <w:rPr>
             <w:lang w:val="id_ID" w:bidi="id_ID"/>
@@ -6125,7 +6060,7 @@
         </w:rPr>
         <w:t>**Anak adalah satu gelar penting yang menggambarkan hubungan antara Allah Bapa (yang disebutkan dalam ayat sebelumnya (</w:t>
       </w:r>
-      <w:hyperlink r:id="rId16">
+      <w:hyperlink r:id="rId14">
         <w:r>
           <w:rPr>
             <w:lang w:val="id_ID" w:bidi="id_ID"/>
@@ -6226,7 +6161,7 @@
         </w:rPr>
         <w:t xml:space="preserve">Beberapa naskah yang lebih kemudian menambahkan “melalui darah-Nya” setelah kata “penebusan”. Kemungkinan besar, “melalui darah-Nya” secara tidak sengaja ditambahkan karena kemiripan ayat ini dengan </w:t>
       </w:r>
-      <w:hyperlink r:id="rId17">
+      <w:hyperlink r:id="rId15">
         <w:r>
           <w:rPr>
             <w:lang w:val="id_ID" w:bidi="id_ID"/>
@@ -13348,7 +13283,7 @@
         </w:rPr>
         <w:t xml:space="preserve">Di sini Paulus menyebut “firman Allah,” dari </w:t>
       </w:r>
-      <w:hyperlink r:id="rId18">
+      <w:hyperlink r:id="rId16">
         <w:r>
           <w:rPr>
             <w:lang w:val="id_ID" w:bidi="id_ID"/>
@@ -15695,7 +15630,7 @@
         </w:rPr>
         <w:t xml:space="preserve"> memperkenalkan alasan mengapa Paulus memberi tahu mereka dalam </w:t>
       </w:r>
-      <w:hyperlink r:id="rId19">
+      <w:hyperlink r:id="rId17">
         <w:r>
           <w:rPr>
             <w:lang w:val="id_ID" w:bidi="id_ID"/>
@@ -15809,7 +15744,7 @@
         </w:rPr>
         <w:t xml:space="preserve"> berhubungan langsung dengan kata “pergumulkan” dalam </w:t>
       </w:r>
-      <w:hyperlink r:id="rId19">
+      <w:hyperlink r:id="rId17">
         <w:r>
           <w:rPr>
             <w:lang w:val="id_ID" w:bidi="id_ID"/>
@@ -18155,7 +18090,7 @@
         </w:rPr>
         <w:t xml:space="preserve"> merujuk pada apa yang Paulus katakan dalam </w:t>
       </w:r>
-      <w:hyperlink r:id="rId20">
+      <w:hyperlink r:id="rId18">
         <w:r>
           <w:rPr>
             <w:lang w:val="id_ID" w:bidi="id_ID"/>
@@ -18441,7 +18376,7 @@
         </w:rPr>
         <w:t xml:space="preserve"> memberikan dukungan lebih lanjut mengapa jemaat Kolose tidak boleh “tertipu” (</w:t>
       </w:r>
-      <w:hyperlink r:id="rId21">
+      <w:hyperlink r:id="rId19">
         <w:r>
           <w:rPr>
             <w:lang w:val="id_ID" w:bidi="id_ID"/>
@@ -19586,7 +19521,7 @@
         </w:rPr>
         <w:t xml:space="preserve"> menarik satu kesimpulan dari apa yang Paulus katakan dalam </w:t>
       </w:r>
-      <w:hyperlink r:id="rId22">
+      <w:hyperlink r:id="rId20">
         <w:r>
           <w:rPr>
             <w:lang w:val="id_ID" w:bidi="id_ID"/>
@@ -19975,7 +19910,7 @@
         </w:rPr>
         <w:t>Paulus menggunakan keempat kata kerja ini untuk memberikan contoh bagaimana jemaat Kolose harus “tetap di dalam” Mesias (</w:t>
       </w:r>
-      <w:hyperlink r:id="rId23">
+      <w:hyperlink r:id="rId21">
         <w:r>
           <w:rPr>
             <w:lang w:val="id_ID" w:bidi="id_ID"/>
@@ -20502,7 +20437,7 @@
         </w:rPr>
         <w:t xml:space="preserve">Jika bahasa Anda tidak menggunakan bentuk pasif ini, Anda dapat menerjemahkan kata kerja ini: (1) dalam bentuk aktifnya dengan Epafras sebagai subjeknya (kita tahu bahwa ia adalah guru mereka dari </w:t>
       </w:r>
-      <w:hyperlink r:id="rId24">
+      <w:hyperlink r:id="rId22">
         <w:r>
           <w:rPr>
             <w:lang w:val="id_ID" w:bidi="id_ID"/>
@@ -21517,7 +21452,7 @@
         </w:rPr>
         <w:t xml:space="preserve"> memberikan alasan mengapa jemaat Kolose harus waspada terhadap ajaran apa pun yang “tidak menurut Kristus” (</w:t>
       </w:r>
-      <w:hyperlink r:id="rId25">
+      <w:hyperlink r:id="rId23">
         <w:r>
           <w:rPr>
             <w:lang w:val="id_ID" w:bidi="id_ID"/>
@@ -21862,7 +21797,7 @@
         </w:rPr>
         <w:t xml:space="preserve"> memperkenalkan alasan lain mengapa jemaat Kolose harus berhati-hati terhadap siapa pun yang memberikan pengajaran yang “tidak menurut Kristus” (</w:t>
       </w:r>
-      <w:hyperlink r:id="rId25">
+      <w:hyperlink r:id="rId23">
         <w:r>
           <w:rPr>
             <w:lang w:val="id_ID" w:bidi="id_ID"/>
@@ -21880,7 +21815,7 @@
         </w:rPr>
         <w:t>): bukan saja bahwa Kristus adalah Allah sepenuhnya (</w:t>
       </w:r>
-      <w:hyperlink r:id="rId26">
+      <w:hyperlink r:id="rId24">
         <w:r>
           <w:rPr>
             <w:lang w:val="id_ID" w:bidi="id_ID"/>
@@ -21994,7 +21929,7 @@
         </w:rPr>
         <w:t xml:space="preserve"> sangat mirip dengan kata yang Paulus gunakan dalam </w:t>
       </w:r>
-      <w:hyperlink r:id="rId26">
+      <w:hyperlink r:id="rId24">
         <w:r>
           <w:rPr>
             <w:lang w:val="id_ID" w:bidi="id_ID"/>
@@ -22012,7 +21947,7 @@
         </w:rPr>
         <w:t xml:space="preserve"> untuk “kepenuhan.” Jika bahasa Anda menggunakan kata yang sama dalam dua kalimat ini, Anda dapat menggunakan kata seperti yang digunakan dalam </w:t>
       </w:r>
-      <w:hyperlink r:id="rId26">
+      <w:hyperlink r:id="rId24">
         <w:r>
           <w:rPr>
             <w:lang w:val="id_ID" w:bidi="id_ID"/>
@@ -22318,7 +22253,7 @@
         </w:rPr>
         <w:t xml:space="preserve"> dengan cara lain. Kata-kata ini dapat merujuk kepada: (1) makhluk-makhluk rohani yang berkuasa, seperti dalam </w:t>
       </w:r>
-      <w:hyperlink r:id="rId27">
+      <w:hyperlink r:id="rId25">
         <w:r>
           <w:rPr>
             <w:lang w:val="id_ID" w:bidi="id_ID"/>
@@ -24319,7 +24254,7 @@
         </w:rPr>
         <w:t xml:space="preserve"> dapat mengacu pada: (1) jemaat Kolose sebagai orang-orang Yahudi yang tidak bersunat dan dengan demikian bukan bagian dari umat Allah. Terjemahan alternatif: “di antara orang-orang non-Yahudi yang tidak menerima janji-janji Allah” atau ‘tanpa sunat, karena kamu bukan orang Yahudi’ (2) metafora tentang sunat dalam </w:t>
       </w:r>
-      <w:hyperlink r:id="rId28">
+      <w:hyperlink r:id="rId26">
         <w:r>
           <w:rPr>
             <w:lang w:val="id_ID" w:bidi="id_ID"/>
@@ -25214,7 +25149,7 @@
         </w:rPr>
         <w:t xml:space="preserve">Sama seperti dalam </w:t>
       </w:r>
-      <w:hyperlink r:id="rId27">
+      <w:hyperlink r:id="rId25">
         <w:r>
           <w:rPr>
             <w:lang w:val="id_ID" w:bidi="id_ID"/>
@@ -25232,7 +25167,7 @@
         </w:rPr>
         <w:t xml:space="preserve"> dan </w:t>
       </w:r>
-      <w:hyperlink r:id="rId29">
+      <w:hyperlink r:id="rId27">
         <w:r>
           <w:rPr>
             <w:lang w:val="id_ID" w:bidi="id_ID"/>
@@ -25435,7 +25370,7 @@
         </w:rPr>
         <w:t xml:space="preserve"> menarik kesimpulan dari apa yang telah Paulus katakan, yang dapat ditemukan dalam </w:t>
       </w:r>
-      <w:hyperlink r:id="rId30">
+      <w:hyperlink r:id="rId28">
         <w:r>
           <w:rPr>
             <w:lang w:val="id_ID" w:bidi="id_ID"/>
@@ -25453,7 +25388,7 @@
         </w:rPr>
         <w:t xml:space="preserve">: di dalam karya Kristus, jemaat Kolose telah menerima hidup yang baru dan kuasa-kuasa yang memerintah dunia ini telah dikalahkan. Karena hal-hal yang telah terjadi ini, jemaat Kolose tidak boleh membiarkan orang lain menghakimi mereka dalam berperilaku. Paulus melanjutkan peringatan terhadap guru-guru palsu yang telah ia mulai dalam </w:t>
       </w:r>
-      <w:hyperlink r:id="rId25">
+      <w:hyperlink r:id="rId23">
         <w:r>
           <w:rPr>
             <w:lang w:val="id_ID" w:bidi="id_ID"/>
@@ -26535,7 +26470,7 @@
         </w:rPr>
         <w:t xml:space="preserve">Di sini Paulus merujuk kepada guru-guru palsu seolah-olah mereka adalah juri atau wasit dalam sebuah kontes yang dapat memutuskan untuk melawan jemaat Kolose, dan dengan demikian menghalangi mereka untuk menerima hadiah karena telah memenangkan kontes tersebut. Metafora ini cocok dengan bahasa “menghakimi” dalam </w:t>
       </w:r>
-      <w:hyperlink r:id="rId31">
+      <w:hyperlink r:id="rId29">
         <w:r>
           <w:rPr>
             <w:lang w:val="id_ID" w:bidi="id_ID"/>
@@ -28180,7 +28115,7 @@
         </w:rPr>
         <w:t>Paulus sekarang kembali kepada metafora yang telah ia gunakan sebelumnya: orang-orang percaya telah mati dan “dikuburkan bersama” Kristus (</w:t>
       </w:r>
-      <w:hyperlink r:id="rId32">
+      <w:hyperlink r:id="rId30">
         <w:r>
           <w:rPr>
             <w:lang w:val="id_ID" w:bidi="id_ID"/>
@@ -28377,7 +28312,7 @@
         </w:rPr>
         <w:t xml:space="preserve">Seperti dalam </w:t>
       </w:r>
-      <w:hyperlink r:id="rId25">
+      <w:hyperlink r:id="rId23">
         <w:r>
           <w:rPr>
             <w:lang w:val="id_ID" w:bidi="id_ID"/>
@@ -29093,7 +29028,7 @@
         </w:rPr>
         <w:t xml:space="preserve">Ayat ini memberikan tiga perintah yang bukan berasal dari Paulus, tetapi merupakan contoh dari “ketetapan” dari </w:t>
       </w:r>
-      <w:hyperlink r:id="rId33">
+      <w:hyperlink r:id="rId31">
         <w:r>
           <w:rPr>
             <w:lang w:val="id_ID" w:bidi="id_ID"/>
@@ -31056,7 +30991,7 @@
         </w:rPr>
         <w:t xml:space="preserve"> memperkenalkan sebuah nasihat berdasarkan apa yang telah dikatakan Paulus tentang “dibangkitkan bersama Kristus” dalam </w:t>
       </w:r>
-      <w:hyperlink r:id="rId32">
+      <w:hyperlink r:id="rId30">
         <w:r>
           <w:rPr>
             <w:lang w:val="id_ID" w:bidi="id_ID"/>
@@ -31871,7 +31806,7 @@
         </w:rPr>
         <w:t xml:space="preserve">Sama seperti dalam </w:t>
       </w:r>
-      <w:hyperlink r:id="rId34">
+      <w:hyperlink r:id="rId32">
         <w:r>
           <w:rPr>
             <w:lang w:val="id_ID" w:bidi="id_ID"/>
@@ -32127,7 +32062,7 @@
         </w:rPr>
         <w:t xml:space="preserve"> memperkenalkan alasan mengapa jemaat Kolose harus memikirkan hal-hal yang di atas (</w:t>
       </w:r>
-      <w:hyperlink r:id="rId35">
+      <w:hyperlink r:id="rId33">
         <w:r>
           <w:rPr>
             <w:lang w:val="id_ID" w:bidi="id_ID"/>
@@ -32241,7 +32176,7 @@
         </w:rPr>
         <w:t xml:space="preserve">Di sini Paulus mengungkapkan dalam bentuk yang sedikit berbeda dengan gagasan yang telah ia nyatakan dalam </w:t>
       </w:r>
-      <w:hyperlink r:id="rId33">
+      <w:hyperlink r:id="rId31">
         <w:r>
           <w:rPr>
             <w:lang w:val="id_ID" w:bidi="id_ID"/>
@@ -32272,7 +32207,7 @@
         </w:rPr>
         <w:t xml:space="preserve"> bersama Kristus. Jika akan membantu dalam bahasa Anda, Anda dapat menerjemahkan gagasan ini seperti yang Anda lakukan dalam </w:t>
       </w:r>
-      <w:hyperlink r:id="rId33">
+      <w:hyperlink r:id="rId31">
         <w:r>
           <w:rPr>
             <w:lang w:val="id_ID" w:bidi="id_ID"/>
@@ -35014,7 +34949,7 @@
         </w:rPr>
         <w:t xml:space="preserve"> merujuk lagi pada daftar dosa dalam </w:t>
       </w:r>
-      <w:hyperlink r:id="rId36">
+      <w:hyperlink r:id="rId34">
         <w:r>
           <w:rPr>
             <w:lang w:val="id_ID" w:bidi="id_ID"/>
@@ -35525,7 +35460,7 @@
         </w:rPr>
         <w:t xml:space="preserve"> keduanya merujuk pada dosa-dosa yang disebutkan dalam </w:t>
       </w:r>
-      <w:hyperlink r:id="rId36">
+      <w:hyperlink r:id="rId34">
         <w:r>
           <w:rPr>
             <w:lang w:val="id_ID" w:bidi="id_ID"/>
@@ -35678,7 +35613,7 @@
         </w:rPr>
         <w:t xml:space="preserve"> yang kontras dengan bagaimana mereka berperilaku “sebelumnya” (</w:t>
       </w:r>
-      <w:hyperlink r:id="rId37">
+      <w:hyperlink r:id="rId35">
         <w:r>
           <w:rPr>
             <w:lang w:val="id_ID" w:bidi="id_ID"/>
@@ -36503,7 +36438,7 @@
         </w:rPr>
         <w:t xml:space="preserve">Di sini Paulus menggunakan metafora yang mirip dengan yang ia gunakan dalam </w:t>
       </w:r>
-      <w:hyperlink r:id="rId28">
+      <w:hyperlink r:id="rId26">
         <w:r>
           <w:rPr>
             <w:lang w:val="id_ID" w:bidi="id_ID"/>
@@ -37009,7 +36944,7 @@
         </w:rPr>
         <w:t xml:space="preserve"> sejajar dengan klausa yang dimulai dengan “mengenakan” dalam ayat sebelumnya (</w:t>
       </w:r>
-      <w:hyperlink r:id="rId38">
+      <w:hyperlink r:id="rId36">
         <w:r>
           <w:rPr>
             <w:lang w:val="id_ID" w:bidi="id_ID"/>
@@ -37027,7 +36962,7 @@
         </w:rPr>
         <w:t xml:space="preserve">). Terjemahkan klausa ini dengan struktur yang sama yang Anda gunakan dalam ayat sebelumnya. Klausa ini dapat: (1) memberikan alasan mengapa jemaat Kolose tidak boleh saling mendustai (dan harus menanggalkan dosa-dosa yang tercantum dalam </w:t>
       </w:r>
-      <w:hyperlink r:id="rId39">
+      <w:hyperlink r:id="rId37">
         <w:r>
           <w:rPr>
             <w:lang w:val="id_ID" w:bidi="id_ID"/>
@@ -37128,7 +37063,7 @@
         </w:rPr>
         <w:t xml:space="preserve">Di sini, Paulus melanjutkan metafora tentang berganti pakaian, yang dia telah mulai di </w:t>
       </w:r>
-      <w:hyperlink r:id="rId38">
+      <w:hyperlink r:id="rId36">
         <w:r>
           <w:rPr>
             <w:lang w:val="id_ID" w:bidi="id_ID"/>
@@ -37255,7 +37190,7 @@
         </w:rPr>
         <w:t>Seperti dalam ayat sebelumnya (</w:t>
       </w:r>
-      <w:hyperlink r:id="rId38">
+      <w:hyperlink r:id="rId36">
         <w:r>
           <w:rPr>
             <w:lang w:val="id_ID" w:bidi="id_ID"/>
@@ -37600,7 +37535,7 @@
         </w:rPr>
         <w:t xml:space="preserve"> ini, mungkin ini merujuk pada pengenalan akan Allah (seperti dalam </w:t>
       </w:r>
-      <w:hyperlink r:id="rId40">
+      <w:hyperlink r:id="rId38">
         <w:r>
           <w:rPr>
             <w:lang w:val="id_ID" w:bidi="id_ID"/>
@@ -37618,7 +37553,7 @@
         </w:rPr>
         <w:t xml:space="preserve">) dan kehendak Allah (seperti dalam </w:t>
       </w:r>
-      <w:hyperlink r:id="rId41">
+      <w:hyperlink r:id="rId39">
         <w:r>
           <w:rPr>
             <w:lang w:val="id_ID" w:bidi="id_ID"/>
@@ -38889,7 +38824,7 @@
         </w:rPr>
         <w:t xml:space="preserve">Sekali lagi, Paulus berbicara tentang mereka yang telah mati dan bangkit bersama Kristus. Di sini, Pauus bukannya berbicara tentang jemaat Kolose yang “di dalam Kristus,” ia membalikkan bentuknya, seperti yang ia lakukan di </w:t>
       </w:r>
-      <w:hyperlink r:id="rId42">
+      <w:hyperlink r:id="rId40">
         <w:r>
           <w:rPr>
             <w:lang w:val="id_ID" w:bidi="id_ID"/>
@@ -38920,7 +38855,7 @@
         </w:rPr>
         <w:t xml:space="preserve"> orang yang percaya kepada-Nya. Jika memungkinkan, terjemahkan ungkapan ini dengan cara yang sama seperti Anda menerjemahkan “Kristus di dalam kamu” di </w:t>
       </w:r>
-      <w:hyperlink r:id="rId42">
+      <w:hyperlink r:id="rId40">
         <w:r>
           <w:rPr>
             <w:lang w:val="id_ID" w:bidi="id_ID"/>
@@ -39034,7 +38969,7 @@
         </w:rPr>
         <w:t xml:space="preserve"> memperkenalkan sebuah nasihat berdasarkan apa yang telah Paulus katakan kepada jemaat Kolose dalam </w:t>
       </w:r>
-      <w:hyperlink r:id="rId43">
+      <w:hyperlink r:id="rId41">
         <w:r>
           <w:rPr>
             <w:lang w:val="id_ID" w:bidi="id_ID"/>
@@ -39148,7 +39083,7 @@
         </w:rPr>
         <w:t xml:space="preserve"> menggunakan kata-kata yang sama yang Paulus gunakan dalam </w:t>
       </w:r>
-      <w:hyperlink r:id="rId44">
+      <w:hyperlink r:id="rId42">
         <w:r>
           <w:rPr>
             <w:lang w:val="id_ID" w:bidi="id_ID"/>
@@ -39205,7 +39140,7 @@
         </w:rPr>
         <w:t xml:space="preserve"> seperti yang Anda lakukan dalam </w:t>
       </w:r>
-      <w:hyperlink r:id="rId44">
+      <w:hyperlink r:id="rId42">
         <w:r>
           <w:rPr>
             <w:lang w:val="id_ID" w:bidi="id_ID"/>
@@ -40920,7 +40855,7 @@
         </w:rPr>
         <w:t xml:space="preserve">Di sini Paulus menghilangkan beberapa kata yang mungkin diperlukan dalam bahasa Anda untuk membuat sebuah pemikiran yang lengkap. Jika bahasa Anda dapat mencakup lebih banyak kata, Anda dapat memasukkan kata-kata yang Paulus maksudkan, yang dapat ditemukan dalam </w:t>
       </w:r>
-      <w:hyperlink r:id="rId45">
+      <w:hyperlink r:id="rId43">
         <w:r>
           <w:rPr>
             <w:lang w:val="id_ID" w:bidi="id_ID"/>
@@ -41566,7 +41501,7 @@
         </w:rPr>
         <w:t xml:space="preserve"> terkait erat dengan kata yang diterjemahkan “merampas hadiahmu” yang Paulus gunakan dalam </w:t>
       </w:r>
-      <w:hyperlink r:id="rId46">
+      <w:hyperlink r:id="rId44">
         <w:r>
           <w:rPr>
             <w:lang w:val="id_ID" w:bidi="id_ID"/>
@@ -41584,7 +41519,7 @@
         </w:rPr>
         <w:t xml:space="preserve">: keduanya digunakan untuk hakim atau wasit yang membuat keputusan, meskipun dalam </w:t>
       </w:r>
-      <w:hyperlink r:id="rId46">
+      <w:hyperlink r:id="rId44">
         <w:r>
           <w:rPr>
             <w:lang w:val="id_ID" w:bidi="id_ID"/>
@@ -45708,7 +45643,7 @@
         </w:rPr>
         <w:t xml:space="preserve">Sama seperti dalam </w:t>
       </w:r>
-      <w:hyperlink r:id="rId47">
+      <w:hyperlink r:id="rId45">
         <w:r>
           <w:rPr>
             <w:lang w:val="id_ID" w:bidi="id_ID"/>
@@ -46423,7 +46358,7 @@
         </w:rPr>
         <w:t xml:space="preserve"> ini karena ia sudah membuat kontras dengan “Tuan” di atas tuan-tuan ini: Yesus (Lihat: </w:t>
       </w:r>
-      <w:hyperlink r:id="rId48">
+      <w:hyperlink r:id="rId46">
         <w:r>
           <w:rPr>
             <w:lang w:val="id_ID" w:bidi="id_ID"/>
@@ -46633,7 +46568,7 @@
         </w:rPr>
         <w:t xml:space="preserve">Sama seperti dalam </w:t>
       </w:r>
-      <w:hyperlink r:id="rId49">
+      <w:hyperlink r:id="rId47">
         <w:r>
           <w:rPr>
             <w:lang w:val="id_ID" w:bidi="id_ID"/>
@@ -47785,7 +47720,7 @@
         </w:rPr>
         <w:t xml:space="preserve"> memperkenalkan alasan mengapa para budak harus taat sebagaimana Paulus perintahkan dalam </w:t>
       </w:r>
-      <w:hyperlink r:id="rId50">
+      <w:hyperlink r:id="rId48">
         <w:r>
           <w:rPr>
             <w:lang w:val="id_ID" w:bidi="id_ID"/>
@@ -48213,7 +48148,7 @@
         </w:rPr>
         <w:t xml:space="preserve"> memperkenalkan dukungan untuk apa yang telah dikatakan. Di sini Paulus menggunakannya untuk memperkenalkan alasan negatif untuk ketaatan (dia telah memberikan alasan positif dalam </w:t>
       </w:r>
-      <w:hyperlink r:id="rId51">
+      <w:hyperlink r:id="rId49">
         <w:r>
           <w:rPr>
             <w:lang w:val="id_ID" w:bidi="id_ID"/>
@@ -48327,7 +48262,7 @@
         </w:rPr>
         <w:t xml:space="preserve">. Akan tetapi, ia mengarahkan pernyataan umum ini kepada para budak (bukan kepada para majikan, karena ia tidak menyapa mereka sampai di </w:t>
       </w:r>
-      <w:hyperlink r:id="rId48">
+      <w:hyperlink r:id="rId46">
         <w:r>
           <w:rPr>
             <w:lang w:val="id_ID" w:bidi="id_ID"/>
@@ -49676,7 +49611,7 @@
         </w:rPr>
         <w:t xml:space="preserve"> atau pada saat yang sama. Jika ini akan membantu dalam bahasa Anda, Anda dapat menggunakan kata atau frasa yang menunjukkan bahwa jemaat Kolose harus berdoa untuk Paulus pada saat yang sama mereka berdoa tentang hal-hal lain (hal-hal yang disebutkan dalam </w:t>
       </w:r>
-      <w:hyperlink r:id="rId52">
+      <w:hyperlink r:id="rId50">
         <w:r>
           <w:rPr>
             <w:lang w:val="id_ID" w:bidi="id_ID"/>
@@ -50405,7 +50340,7 @@
         </w:rPr>
         <w:t xml:space="preserve"> Kristus. Ini tidak berarti bahwa pesannya sulit dipahami, tetapi lebih berarti bahwa pesan itu belum pernah diungkapkan sebelumnya. Namun, sekarang Paulus “menjelaskannya” (seperti yang dikatakan </w:t>
       </w:r>
-      <w:hyperlink r:id="rId53">
+      <w:hyperlink r:id="rId51">
         <w:r>
           <w:rPr>
             <w:lang w:val="id_ID" w:bidi="id_ID"/>
@@ -50929,7 +50864,7 @@
         </w:rPr>
         <w:t xml:space="preserve"> dapat memperkenalkan: (1) hal lain yang harus didoakan jemaat Kolose (selain apa yang dikatakan dalam </w:t>
       </w:r>
-      <w:hyperlink r:id="rId54">
+      <w:hyperlink r:id="rId52">
         <w:r>
           <w:rPr>
             <w:lang w:val="id_ID" w:bidi="id_ID"/>
@@ -50947,7 +50882,7 @@
         </w:rPr>
         <w:t xml:space="preserve">). Terjemahan alternatif: “dan agar” atau “dan meminta agar” (2) tujuan lain yang harus didoakan jemaat Kolose bagi Paulus (selain apa yang dikatakan dalam </w:t>
       </w:r>
-      <w:hyperlink r:id="rId54">
+      <w:hyperlink r:id="rId52">
         <w:r>
           <w:rPr>
             <w:lang w:val="id_ID" w:bidi="id_ID"/>
@@ -51872,7 +51807,7 @@
         </w:rPr>
         <w:t>Ayat ini memberikan satu cara di mana Paulus ingin jemaat Kolose untuk “hidup dengan penuh hikmat terhadap orang-orang luar” (</w:t>
       </w:r>
-      <w:hyperlink r:id="rId55">
+      <w:hyperlink r:id="rId53">
         <w:r>
           <w:rPr>
             <w:lang w:val="id_ID" w:bidi="id_ID"/>
@@ -52439,7 +52374,7 @@
         </w:rPr>
         <w:t xml:space="preserve"> mengacu kepada individu-individu yang dianggap sebagai bagian dari “mereka yang berada di luar” (</w:t>
       </w:r>
-      <w:hyperlink r:id="rId55">
+      <w:hyperlink r:id="rId53">
         <w:r>
           <w:rPr>
             <w:lang w:val="id_ID" w:bidi="id_ID"/>
@@ -53572,7 +53507,7 @@
         </w:rPr>
         <w:t xml:space="preserve">Sama seperti frasa “semua hal yang menyangkut aku” dalam </w:t>
       </w:r>
-      <w:hyperlink r:id="rId56">
+      <w:hyperlink r:id="rId54">
         <w:r>
           <w:rPr>
             <w:lang w:val="id_ID" w:bidi="id_ID"/>
@@ -54282,7 +54217,7 @@
         </w:rPr>
         <w:t xml:space="preserve">Sama seperti frasa “semua hal yang menyangkut aku” dalam </w:t>
       </w:r>
-      <w:hyperlink r:id="rId56">
+      <w:hyperlink r:id="rId54">
         <w:r>
           <w:rPr>
             <w:lang w:val="id_ID" w:bidi="id_ID"/>
@@ -54300,7 +54235,7 @@
         </w:rPr>
         <w:t xml:space="preserve"> dan “hal-hal yang menyangkut kita” dalam </w:t>
       </w:r>
-      <w:hyperlink r:id="rId57">
+      <w:hyperlink r:id="rId55">
         <w:r>
           <w:rPr>
             <w:lang w:val="id_ID" w:bidi="id_ID"/>
@@ -56093,7 +56028,7 @@
         </w:rPr>
         <w:t xml:space="preserve"> adalah nama seorang pria. Dialah yang pertama kali memberitakan kabar baik kepada orang-orang di Kolose (Lihat: </w:t>
       </w:r>
-      <w:hyperlink r:id="rId24">
+      <w:hyperlink r:id="rId22">
         <w:r>
           <w:rPr>
             <w:lang w:val="id_ID" w:bidi="id_ID"/>
@@ -57077,7 +57012,7 @@
         </w:rPr>
         <w:t xml:space="preserve"> memperkenalkan dukungan lebih lanjut untuk pernyataan Paulus tentang Epafras dalam ayat sebelumnya. Dalam </w:t>
       </w:r>
-      <w:hyperlink r:id="rId58">
+      <w:hyperlink r:id="rId56">
         <w:r>
           <w:rPr>
             <w:lang w:val="id_ID" w:bidi="id_ID"/>
@@ -57787,7 +57722,7 @@
         </w:rPr>
         <w:t xml:space="preserve">Seperti kebiasaan dalam budaya ini, Paulus tidak hanya menyampaikan salam dari orang-orang yang bersamanya dan yang mengenal orang-orang yang kepadanya ia menulis surat (seperti yang telah ia lakukan dalam </w:t>
       </w:r>
-      <w:hyperlink r:id="rId59">
+      <w:hyperlink r:id="rId57">
         <w:r>
           <w:rPr>
             <w:lang w:val="id_ID" w:bidi="id_ID"/>
@@ -58508,7 +58443,7 @@
         </w:rPr>
         <w:t>Selain meminta jemaat Kolose untuk memberi salam kepada orang lain atas namanya (</w:t>
       </w:r>
-      <w:hyperlink r:id="rId60">
+      <w:hyperlink r:id="rId58">
         <w:r>
           <w:rPr>
             <w:lang w:val="id_ID" w:bidi="id_ID"/>

--- a/ind/docx/51.content.docx
+++ b/ind/docx/51.content.docx
@@ -141,13 +141,6 @@
         <w:rPr>
           <w:lang w:val="id_ID" w:bidi="id_ID"/>
         </w:rPr>
-      </w:r>
-      <w:r>
-        <w:rPr>
-          <w:i/>
-          <w:lang w:val="id_ID" w:bidi="id_ID"/>
-        </w:rPr>
-        <w:t>Kolose 1:1 (#1), Kolose 1:1 (#2), Kolose 1:1 (#3), Kolose 1:1 (#4), Kolose 1:2 (#1), Kolose 1:2 (#2), Kolose 1:2 (#3), Kolose 1:2 (#4), Kolose 1:2 (#5), Kolose 1:3 (#1), Kolose 1:3 (#2), Kolose 1:4 (#1), Kolose 1:4 (#2), Kolose 1:5 (#1), Kolose 1:5 (#2), Kolose 1:5 (#3), Kolose 1:5 (#4), Kolose 1:6 (#1), Kolose 1:6 (#2), Kolose 1:6 (#3), Kolose 1:6 (#4), Kolose 1:6 (#5), Kolose 1:7 (#1), Kolose 1:7 (#2), Kolose 1:8 (#1), Kolose 1:8 (#2), Kolose 1:8 (#3), Kolose 1:9 (#1), Kolose 1:9 (#2), Kolose 1:9 (#3), Kolose 1:9 (#4), Kolose 1:9 (#5), Kolose 1:9 (#6), Kolose 1:9 (#7), Kolose 1:9 (#8), Kolose 1:9 (#9), Kolose 1:9 (#10), Kolose 1:9 (#11), Kolose 1:10 (#1), Kolose 1:10 (#2), Kolose 1:10 (#3), Kolose 1:10 (#4), Kolose 1:11 (#1), Kolose 1:11 (#2), Kolose 1:11 (#3), Kolose 1:11 (#4), Kolose 1:11 (#5), Kolose 1:11 (#6), Kolose 1:12 (#1), Kolose 1:12 (#2), Kolose 1:12 (#3), Kolose 1:12 (#4), Kolose 1:12 (#5), Kolose 1:12 (#6), Kolose 1:12 (#7), Kolose 1:13 (#1), Kolose 1:13 (#2), Kolose 1:13 (#3), Kolose 1:13 (#4), Kolose 1:13 (#5), Kolose 1:13 (#6), Kolose 1:13 (#7), Kolose 1:14 (#1), Kolose 1:14 (#2), Kolose 1:14 (#3), Kolose 1:14 (#4), Kolose 1:15 (#1), Kolose 1:15 (#2), Kolose 1:15 (#3), Kolose 1:15 (#4), Kolose 1:16 (#1), Kolose 1:16 (#2), Kolose 1:16 (#3), Kolose 1:16 (#4), Kolose 1:16 (#5), Kolose 1:16 (#6), Kolose 1:16 (#7), Kolose 1:16 (#8), Kolose 1:17 (#1), Kolose 1:17 (#2), Kolose 1:18 (#1), Kolose 1:18 (#2), Kolose 1:18 (#3), Kolose 1:18 (#4), Kolose 1:18 (#5), Kolose 1:18 (#1), Kolose 1:19 (#1), Kolose 1:19 (#2), Kolose 1:19 (#1), Kolose 1:19 (#3), Kolose 1:20 (#1), Kolose 1:20 (#2), Kolose 1:20 (#3), Kolose 1:20 (#4), Kolose 1:20 (#5), Kolose 1:20 (#6), Kolose 1:20 (#7), Kolose 1:21 (#1), Kolose 1:21 (#2), Kolose 1:21 (#3), Kolose 1:21 (#4), Kolose 1:22 (#1), Kolose 1:22 (#2), Kolose 1:22 (#3), Kolose 1:22 (#4), Kolose 1:22 (#5), Kolose 1:22 (#6), Kolose 1:22 (#7), Kolose 1:22 (#8), Kolose 1:22 (#9), Kolose 1:23 (#1), Kolose 1:23 (#2), Kolose 1:23 (#3), Kolose 1:23 (#4), Kolose 1:23 (#5), Kolose 1:23 (#6), Kolose 1:23 (#7), Kolose 1:23 (#8), Kolose 1:23 (#9), Kolose 1:23 (#10), Kolose 1:24 (#1), Kolose 1:24 (#2), Kolose 1:24 (#3), Kolose 1:24 (#4), Kolose 1:24 (#5), Kolose 1:24 (#6), Kolose 1:25 (#1), Kolose 1:25 (#2), Kolose 1:25 (#3), Kolose 1:25 (#4), Kolose 1:25 (#5), Kolose 1:25 (#6), Kolose 1:26 (#1), Kolose 1:26 (#2), Kolose 1:26 (#3), Kolose 1:26 (#4), Kolose 1:26 (#5), Kolose 1:26 (#6), Kolose 1:27 (#1), Kolose 1:27 (#2), Kolose 1:27 (#3), Kolose 1:27 (#4), Kolose 1:27 (#5), Kolose 1:27 (#6), Kolose 1:27 (#7), Kolose 1:28 (#1), Kolose 1:28 (#2), Kolose 1:28 (#3), Kolose 1:28 (#4), Kolose 1:28 (#5), Kolose 1:28 (#6), Kolose 1:28 (#7), Kolose 1:29 (#1), Kolose 1:29 (#2), Kolose 1:29 (#3), Kolose 1:29 (#4), Kolose 2:1 (#1), Kolose 2:1 (#2), Kolose 2:1 (#3), Kolose 2:1 (#4), Kolose 2:1 (#5), Kolose 2:1 (#6), Kolose 2:1 (#7), Kolose 2:2 (#1), Kolose 2:2 (#2), Kolose 2:2 (#3), Kolose 2:2 (#4), Kolose 2:2 (#5), Kolose 2:2 (#6), Kolose 2:2 (#7), Kolose 2:2 (#8), Kolose 2:2 (#9), Kolose 2:2 (#10), Kolose 2:3 (#1), Kolose 2:3 (#2), Kolose 2:3 (#3), Kolose 2:3 (#4), Kolose 2:3 (#5), Kolose 2:4 (#1), Kolose 2:4 (#2), Kolose 2:4 (#3), Kolose 2:5 (#1), Kolose 2:5 (#2), Kolose 2:5 (#3), Kolose 2:5 (#4), Kolose 2:5 (#5), Kolose 2:5 (#6), Kolose 2:5 (#7), Kolose 2:5 (#8), Kolose 2:5 (#9), Kolose 2:5 (#10), Kolose 2:5 (#11), Kolose 2:6 (#1), Kolose 2:6 (#2), Kolose 2:6 (#3), Kolose 2:6 (#4), Kolose 2:7 (#1), Kolose 2:7 (#2), Kolose 2:7 (#3), Kolose 2:7 (#4), Kolose 2:7 (#5), Kolose 2:7 (#6), Kolose 2:7 (#7), Kolose 2:7 (#8), Kolose 2:8 (#1), Kolose 2:8 (#2), Kolose 2:8 (#3), Kolose 2:8 (#4), Kolose 2:8 (#5), Kolose 2:8 (#6), Kolose 2:8 (#7), Kolose 2:8 (#8), Kolose 2:9 (#1), Kolose 2:9 (#2), Kolose 2:9 (#3), Kolose 2:10 (#1), Kolose 2:10 (#2), Kolose 2:10 (#3), Kolose 2:10 (#4), Kolose 2:10 (#5), Kolose 2:10 (#6), Kolose 2:11 (#1), Kolose 2:11 (#2), Kolose 2:11 (#3), Kolose 2:11 (#4), Kolose 2:11 (#5), Kolose 2:12 (#1), Kolose 2:12 (#2), Kolose 2:12 (#3), Kolose 2:12 (#4), Kolose 2:12 (#5), Kolose 2:12 (#6), Kolose 2:12 (#7), Kolose 2:12 (#8), Kolose 2:13 (#1), Kolose 2:13 (#2), Kolose 2:13 (#3), Kolose 2:13 (#4), Kolose 2:13 (#5), Kolose 2:13 (#6), Kolose 2:13 (#7), Kolose 2:13 (#8), Kolose 2:13 (#9), Kolose 2:14 (#1), Kolose 2:14 (#2), Kolose 2:14 (#3), Kolose 2:14 (#4), Kolose 2:15 (#1), Kolose 2:15 (#2), Kolose 2:15 (#3), Kolose 2:16 (#1), Kolose 2:16 (#2), Kolose 2:16 (#3), Kolose 2:16 (#4), Kolose 2:17 (#1), Kolose 2:17 (#2), Kolose 2:17 (#3), Kolose 2:17 (#4), Kolose 2:18 (#1), Kolose 2:18 (#2), Kolose 2:18 (#3), Kolose 2:18 (#4), Kolose 2:18 (#5), Kolose 2:18 (#6), Kolose 2:18 (#7), Kolose 2:18 (#8), Kolose 2:18 (#9), Kolose 2:18 (#10), Kolose 2:18 (#11), Kolose 2:19 (#1), Kolose 2:19 (#2), Kolose 2:19 (#3), Kolose 2:19 (#4), Kolose 2:19 (#5), Kolose 2:19 (#6), Kolose 2:20 (#1), Kolose 2:20 (#2), Kolose 2:20 (#3), Kolose 2:20 (#4), Kolose 2:20 (#5), Kolose 2:20 (#6), Kolose 2:20 (#7), Kolose 2:20 (#8), Kolose 2:20 (#9), Kolose 2:20 (#10), Kolose 2:21 (#1), Kolose 2:21 (#2), Kolose 2:21 (#3), Kolose 2:22 (#1), Kolose 2:22 (#2), Kolose 2:22 (#3), Kolose 2:22 (#4), Kolose 2:22 (#5), Kolose 2:22 (#6), Kolose 2:23 (#1), Kolose 2:23 (#2), Kolose 2:23 (#3), Kolose 2:23 (#4), Kolose 2:23 (#5), Kolose 2:23 (#6), Kolose 2:23 (#7), Kolose 2:23 (#8), Kolose 2:23 (#9), Kolose 2:23 (#10), Kolose 3:1 (#1), Kolose 3:1 (#2), Kolose 3:1 (#3), Kolose 3:1 (#4), Kolose 3:1 (#5), Kolose 3:1 (#6), Kolose 3:1 (#7), Kolose 3:1 (#8), Kolose 3:2 (#1), Kolose 3:2 (#2), Kolose 3:2 (#3), Kolose 3:3 (#1), Kolose 3:3 (#2), Kolose 3:3 (#3), Kolose 3:3 (#4), Kolose 3:3 (#5), Kolose 3:4 (#1), Kolose 3:4 (#2), Kolose 3:4 (#3), Kolose 3:4 (#4), Kolose 3:4 (#5), Kolose 3:4 (#6), Kolose 3:4 (#7), Kolose 3:5 (#1), Kolose 3:5 (#2), Kolose 3:5 (#3), Kolose 3:5 (#4), Kolose 3:5 (#5), Kolose 3:5 (#6), Kolose 3:5 (#7), Kolose 3:5 (#8), Kolose 3:5 (#9), Kolose 3:5 (#10), Kolose 3:6 (#1), Kolose 3:6 (#2), Kolose 3:6 (#3), Kolose 3:6 (#4), Kolose 3:6 (#5), Kolose 3:7 (#1), Kolose 3:7 (#2), Kolose 3:7 (#3), Kolose 3:7 (#4), Kolose 3:7 (#5), Kolose 3:7 (#6), Kolose 3:8 (#1), Kolose 3:8 (#2), Kolose 3:8 (#3), Kolose 3:8 (#4), Kolose 3:8 (#5), Kolose 3:8 (#6), Kolose 3:8 (#7), Kolose 3:9 (#1), Kolose 3:9 (#2), Kolose 3:9 (#3), Kolose 3:9 (#4), Kolose 3:9 (#5), Kolose 3:10 (#1), Kolose 3:10 (#2), Kolose 3:10 (#3), Kolose 3:10 (#4), Kolose 3:10 (#5), Kolose 3:10 (#6), Kolose 3:10 (#7), Kolose 3:10 (#8), Kolose 3:10 (#9), Kolose 3:10 (#10), Kolose 3:10 (#11), Kolose 3:10 (#12), Kolose 3:11 (#1), Kolose 3:11 (#2), Kolose 3:11 (#3), Kolose 3:11 (#4), Kolose 3:11 (#5), Kolose 3:11 (#6), Kolose 3:11 (#7), Kolose 3:12 (#1), Kolose 3:12 (#2), Kolose 3:12 (#3), Kolose 3:12 (#4), Kolose 3:12 (#5), Kolose 3:12 (#6), Kolose 3:12 (#7), Kolose 3:12 (#8), Kolose 3:12 (#9), Kolose 3:13 (#1), Kolose 3:13 (#2), Kolose 3:13 (#3), Kolose 3:13 (#4), Kolose 3:13 (#5), Kolose 3:13 (#6), Kolose 3:13 (#7), Kolose 3:13 (#8), Kolose 3:14 (#1), Kolose 3:14 (#2), Kolose 3:14 (#3), Kolose 3:14 (#4), Kolose 3:14 (#5), Kolose 3:14 (#6), Kolose 3:15 (#1), Kolose 3:15 (#2), Kolose 3:15 (#3), Kolose 3:15 (#4), Kolose 3:15 (#5), Kolose 3:15 (#6), Kolose 3:15 (#7), Kolose 3:16 (#1), Kolose 3:16 (#2), Kolose 3:16 (#3), Kolose 3:16 (#4), Kolose 3:16 (#5), Kolose 3:16 (#6), Kolose 3:16 (#7), Kolose 3:16 (#8), Kolose 3:16 (#9), Kolose 3:16 (#10), Kolose 3:16 (#11), Kolose 3:16 (#12), Kolose 3:16 (#13), Kolose 3:17 (#1), Kolose 3:17 (#2), Kolose 3:17 (#3), Kolose 3:17 (#4), Kolose 3:17 (#5), Kolose 3:18 (#1), Kolose 3:18 (#2), Kolose 3:18 (#3), Kolose 3:18 (#4), Kolose 3:18 (#5), Kolose 3:18 (#6), Kolose 3:19 (#1), Kolose 3:19 (#2), Kolose 3:19 (#3), Kolose 3:20 (#1), Kolose 3:20 (#2), Kolose 3:20 (#3), Kolose 3:20 (#4), Kolose 3:20 (#5), Kolose 3:20 (#6), Kolose 3:20 (#7), Kolose 3:21 (#1), Kolose 3:21 (#2), Kolose 3:21 (#3), Kolose 3:21 (#4), Kolose 3:21 (#5), Kolose 3:22 (#1), Kolose 3:22 (#2), Kolose 3:22 (#3), Kolose 3:22 (#4), Kolose 3:22 (#5), Kolose 3:22 (#6), Kolose 3:22 (#7), Kolose 3:22 (#8), Kolose 3:22 (#9), Kolose 3:22 (#10), Kolose 3:23 (#1), Kolose 3:23 (#2), Kolose 3:23 (#3), Kolose 3:23 (#4), Kolose 3:24 (#1), Kolose 3:24 (#2), Kolose 3:24 (#3), Kolose 3:24 (#4), Kolose 3:25 (#1), Kolose 3:25 (#2), Kolose 3:25 (#3), Kolose 3:25 (#4), Kolose 3:25 (#5), Kolose 4:1 (#1), Kolose 4:1 (#2), Kolose 4:1 (#3), Kolose 4:1 (#4), Kolose 4:1 (#5), Kolose 4:2 (#1), Kolose 4:2 (#2), Kolose 4:2 (#3), Kolose 4:2 (#4), Kolose 4:3 (#1), Kolose 4:3 (#2), Kolose 4:3 (#3), Kolose 4:3 (#4), Kolose 4:3 (#5), Kolose 4:3 (#6), Kolose 4:3 (#7), Kolose 4:3 (#8), Kolose 4:3 (#9), Kolose 4:3 (#10), Kolose 4:3 (#11), Kolose 4:3 (#12), Kolose 4:4 (#1), Kolose 4:4 (#2), Kolose 4:4 (#3), Kolose 4:4 (#4), Kolose 4:5 (#1), Kolose 4:5 (#2), Kolose 4:5 (#3), Kolose 4:5 (#4), Kolose 4:5 (#5), Kolose 4:6 (#1), Kolose 4:6 (#2), Kolose 4:6 (#3), Kolose 4:6 (#4), Kolose 4:6 (#5), Kolose 4:6 (#6), Kolose 4:6 (#7), Kolose 4:7 (#1), Kolose 4:7 (#2), Kolose 4:7 (#3), Kolose 4:7 (#4), Kolose 4:7 (#5), Kolose 4:7 (#6), Kolose 4:8 (#1), Kolose 4:8 (#2), Kolose 4:8 (#3), Kolose 4:8 (#4), Kolose 4:8 (#5), Kolose 4:8 (#6), Kolose 4:8 (#7), Kolose 4:9 (#1), Kolose 4:9 (#2), Kolose 4:9 (#3), Kolose 4:9 (#4), Kolose 4:9 (#5), Kolose 4:10 (#1), Kolose 4:10 (#2), Kolose 4:10 (#3), Kolose 4:10 (#4), Kolose 4:10 (#5), Kolose 4:10 (#6), Kolose 4:10 (#7), Kolose 4:10 (#8), Kolose 4:10 (#9), Kolose 4:11 (#1), Kolose 4:11 (#2), Kolose 4:11 (#3), Kolose 4:11 (#4), Kolose 4:11 (#5), Kolose 4:11 (#6), Kolose 4:11 (#7), Kolose 4:11 (#8), Kolose 4:12 (#1), Kolose 4:12 (#2), Kolose 4:12 (#3), Kolose 4:12 (#4), Kolose 4:12 (#5), Kolose 4:12 (#6), Kolose 4:12 (#7), Kolose 4:12 (#8), Kolose 4:12 (#9), Kolose 4:12 (#10), Kolose 4:13 (#1), Kolose 4:13 (#2), Kolose 4:13 (#3), Kolose 4:13 (#4), Kolose 4:14 (#1), Kolose 4:14 (#2), Kolose 4:14 (#3), Kolose 4:15 (#1), Kolose 4:15 (#2), Kolose 4:15 (#3), Kolose 4:15 (#4), Kolose 4:16 (#1), Kolose 4:16 (#2), Kolose 4:16 (#3), Kolose 4:16 (#4), Kolose 4:17 (#1), Kolose 4:17 (#2), Kolose 4:17 (#3), Kolose 4:17 (#4), Kolose 4:17 (#5), Kolose 4:17 (#6), Kolose 4:17 (#7), Kolose 4:17 (#8), Kolose 4:18 (#1), Kolose 4:18 (#2), Kolose 4:18 (#3), Kolose 4:18 (#4), Kolose 4:18 (#5), Kolose 4:18 (#6)</w:t>
       </w:r>
       <w:r>
         <w:rPr>

--- a/ind/docx/51.content.docx
+++ b/ind/docx/51.content.docx
@@ -19,7 +19,7 @@
         <w:rPr>
           <w:lang w:val="id_ID" w:bidi="id_ID"/>
         </w:rPr>
-        <w:t>Resource: Catatan Terjemahan (unfoldingWord)</w:t>
+        <w:t>Resource: unfoldingWord® Translation Notes</w:t>
       </w:r>
       <w:r>
         <w:rPr>
@@ -90,7 +90,7 @@
         <w:rPr>
           <w:lang w:val="id_ID" w:bidi="id_ID"/>
         </w:rPr>
-        <w:t>Catatan Terjemahan (unfoldingWord)</w:t>
+        <w:t>unfoldingWord® Translation Notes</w:t>
       </w:r>
     </w:p>
     <w:p>

--- a/ind/docx/51.content.docx
+++ b/ind/docx/51.content.docx
@@ -1306,7 +1306,7 @@
           <w:b/>
           <w:lang w:val="id_ID" w:bidi="id_ID"/>
         </w:rPr>
-        <w:t>τὴν ἀγάπην ἣν ἔχετε εἰς πάντας τοὺς ἁγίους,</w:t>
+        <w:t>τὴν ἀγάπην ἣν ἔχετε εἰς πάντας τοὺς ἁγίους</w:t>
       </w:r>
     </w:p>
     <w:p>
@@ -3346,7 +3346,7 @@
           <w:b/>
           <w:lang w:val="id_ID" w:bidi="id_ID"/>
         </w:rPr>
-        <w:t>πληρωθῆτε τὴν ἐπίγνωσιν τοῦ θελήματος αὐτοῦ ἐν πάσῃ σοφίᾳ καὶ συνέσει πνευματικῇ,</w:t>
+        <w:t>πληρωθῆτε τὴν ἐπίγνωσιν τοῦ θελήματος αὐτοῦ ἐν πάσῃ σοφίᾳ καὶ συνέσει πνευματικῇ</w:t>
       </w:r>
     </w:p>
     <w:p>
@@ -5077,7 +5077,7 @@
           <w:b/>
           <w:lang w:val="id_ID" w:bidi="id_ID"/>
         </w:rPr>
-        <w:t>τὴν μερίδα τοῦ κλήρου</w:t>
+        <w:t>εἰς τὴν μερίδα τοῦ κλήρου</w:t>
       </w:r>
     </w:p>
     <w:p>
@@ -9815,7 +9815,7 @@
           <w:b/>
           <w:lang w:val="id_ID" w:bidi="id_ID"/>
         </w:rPr>
-        <w:t>τῇ διανοίᾳ ἐν τοῖς ἔργοις τοῖς πονηροῖς,</w:t>
+        <w:t>τῇ διανοίᾳ ἐν τοῖς ἔργοις τοῖς πονηροῖς</w:t>
       </w:r>
     </w:p>
     <w:p>
@@ -19241,7 +19241,7 @@
           <w:b/>
           <w:lang w:val="id_ID" w:bidi="id_ID"/>
         </w:rPr>
-        <w:t>τὸ στερέωμα &amp; πίστεως ὑμῶν</w:t>
+        <w:t>τὸ στερέωμα τῆς &amp; πίστεως ὑμῶν</w:t>
       </w:r>
     </w:p>
     <w:p>
@@ -19363,7 +19363,7 @@
           <w:b/>
           <w:lang w:val="id_ID" w:bidi="id_ID"/>
         </w:rPr>
-        <w:t>τὸ στερέωμα &amp; πίστεως ὑμῶν</w:t>
+        <w:t>τὸ στερέωμα τῆς &amp; πίστεως ὑμῶν</w:t>
       </w:r>
     </w:p>
     <w:p>
@@ -19586,7 +19586,7 @@
           <w:b/>
           <w:lang w:val="id_ID" w:bidi="id_ID"/>
         </w:rPr>
-        <w:t>ὡς &amp; παρελάβετε τὸν Χριστὸν Ἰησοῦν τὸν Κύριον, ἐν αὐτῷ περιπατεῖτε,</w:t>
+        <w:t>ὡς &amp; παρελάβετε τὸν Χριστὸν Ἰησοῦν τὸν Κύριον, ἐν αὐτῷ περιπατεῖτε</w:t>
       </w:r>
     </w:p>
     <w:p>
@@ -24620,7 +24620,7 @@
           <w:b/>
           <w:lang w:val="id_ID" w:bidi="id_ID"/>
         </w:rPr>
-        <w:t>ἐξαλείψας τὸ καθ’ ἡμῶν χειρόγραφον τοῖς δόγμασιν, ὃ ἦν ὑπεναντίον ἡμῖν, καὶ αὐτὸ ἦρκεν ἐκ τοῦ μέσου, προσηλώσας αὐτὸ τῷ σταυρῷ;</w:t>
+        <w:t>ἐξαλείψας τὸ καθ’ ἡμῶν χειρόγραφον τοῖς δόγμασιν, ὃ ἦν ὑπεναντίον ἡμῖν, καὶ αὐτὸ ἦρκεν ἐκ τοῦ μέσου, προσηλώσας αὐτὸ τῷ σταυρῷ</w:t>
       </w:r>
     </w:p>
     <w:p>
@@ -25017,7 +25017,7 @@
           <w:b/>
           <w:lang w:val="id_ID" w:bidi="id_ID"/>
         </w:rPr>
-        <w:t>ἀπεκδυσάμενος &amp; ἐδειγμάτισεν ἐν παρρησίᾳ &amp; θριαμβεύσας</w:t>
+        <w:t>ἀπεκδυσάμενος &amp; ἐδειγμάτισεν ἐν παρρησίᾳ, θριαμβεύσας</w:t>
       </w:r>
     </w:p>
     <w:p>
@@ -28992,7 +28992,7 @@
           <w:b/>
           <w:lang w:val="id_ID" w:bidi="id_ID"/>
         </w:rPr>
-        <w:t>μὴ ἅψῃ! μηδὲ γεύσῃ! μηδὲ θίγῃς!</w:t>
+        <w:t>μὴ ἅψῃ! μηδὲ γεύσῃ! μηδὲ θίγῃς</w:t>
       </w:r>
     </w:p>
     <w:p>
@@ -29073,7 +29073,7 @@
           <w:b/>
           <w:lang w:val="id_ID" w:bidi="id_ID"/>
         </w:rPr>
-        <w:t>μὴ ἅψῃ! μηδὲ γεύσῃ! μηδὲ θίγῃς!</w:t>
+        <w:t>μὴ ἅψῃ! μηδὲ γεύσῃ! μηδὲ θίγῃς</w:t>
       </w:r>
     </w:p>
     <w:p>
@@ -30194,7 +30194,7 @@
           <w:b/>
           <w:lang w:val="id_ID" w:bidi="id_ID"/>
         </w:rPr>
-        <w:t>λόγον μὲν ἔχοντα σοφίας ἐν ἐθελοθρησκείᾳ καὶ ταπεινοφροσύνῃ, ἀφειδίᾳ σώματος,</w:t>
+        <w:t>λόγον μὲν ἔχοντα σοφίας ἐν ἐθελοθρησκείᾳ καὶ ταπεινοφροσύνῃ, ἀφειδίᾳ σώματος</w:t>
       </w:r>
     </w:p>
     <w:p>
@@ -33720,7 +33720,7 @@
           <w:b/>
           <w:lang w:val="id_ID" w:bidi="id_ID"/>
         </w:rPr>
-        <w:t>πορνείαν, ἀκαθαρσίαν, πάθος, ἐπιθυμίαν κακήν, καὶ τὴν πλεονεξίαν, ἥτις ἐστὶν εἰδωλολατρία;</w:t>
+        <w:t>πορνείαν, ἀκαθαρσίαν, πάθος, ἐπιθυμίαν κακήν, καὶ τὴν πλεονεξίαν, ἥτις ἐστὶν εἰδωλολατρία</w:t>
       </w:r>
     </w:p>
     <w:p>
@@ -34701,7 +34701,7 @@
           <w:b/>
           <w:lang w:val="id_ID" w:bidi="id_ID"/>
         </w:rPr>
-        <w:t>ἔρχεται ἡ ὀργὴ τοῦ Θεοῦ,</w:t>
+        <w:t>ἔρχεται ἡ ὀργὴ τοῦ Θεοῦ</w:t>
       </w:r>
     </w:p>
     <w:p>
@@ -34810,7 +34810,7 @@
           <w:b/>
           <w:lang w:val="id_ID" w:bidi="id_ID"/>
         </w:rPr>
-        <w:t>ἡ ὀργὴ τοῦ Θεοῦ,</w:t>
+        <w:t>ἡ ὀργὴ τοῦ Θεοῦ</w:t>
       </w:r>
     </w:p>
     <w:p>
@@ -35398,7 +35398,7 @@
           <w:b/>
           <w:lang w:val="id_ID" w:bidi="id_ID"/>
         </w:rPr>
-        <w:t>ἐν οἷς καὶ ὑμεῖς περιεπατήσατέ ποτε ὅτε ἐζῆτε ἐν τούτοις.</w:t>
+        <w:t>ἐν οἷς καὶ ὑμεῖς περιεπατήσατέ ποτε ὅτε ἐζῆτε ἐν τούτοις</w:t>
       </w:r>
     </w:p>
     <w:p>
@@ -37351,7 +37351,7 @@
           <w:b/>
           <w:lang w:val="id_ID" w:bidi="id_ID"/>
         </w:rPr>
-        <w:t>εἰς ἐπίγνωσιν,</w:t>
+        <w:t>εἰς ἐπίγνωσιν</w:t>
       </w:r>
     </w:p>
     <w:p>
@@ -39423,7 +39423,7 @@
           <w:b/>
           <w:lang w:val="id_ID" w:bidi="id_ID"/>
         </w:rPr>
-        <w:t>σπλάγχνα οἰκτιρμοῦ, χρηστότητα, ταπεινοφροσύνην, πραΰτητα, μακροθυμίαν;</w:t>
+        <w:t>σπλάγχνα οἰκτιρμοῦ, χρηστότητα, ταπεινοφροσύνην, πραΰτητα, μακροθυμίαν</w:t>
       </w:r>
     </w:p>
     <w:p>
@@ -43264,7 +43264,7 @@
           <w:b/>
           <w:lang w:val="id_ID" w:bidi="id_ID"/>
         </w:rPr>
-        <w:t>ἐν τῇ χάριτι,</w:t>
+        <w:t>ἐν τῇ χάριτι</w:t>
       </w:r>
     </w:p>
     <w:p>
@@ -55645,7 +55645,7 @@
           <w:b/>
           <w:lang w:val="id_ID" w:bidi="id_ID"/>
         </w:rPr>
-        <w:t>οἱ ὄντες ἐκ περιτομῆς οὗτοι, μόνοι συνεργοὶ εἰς τὴν Βασιλείαν τοῦ Θεοῦ, οἵτινες ἐγενήθησάν μοι παρηγορία.</w:t>
+        <w:t>οἱ ὄντες ἐκ περιτομῆς οὗτοι, μόνοι συνεργοὶ εἰς τὴν Βασιλείαν τοῦ Θεοῦ, οἵτινες ἐγενήθησάν μοι παρηγορία</w:t>
       </w:r>
     </w:p>
     <w:p>
@@ -57551,7 +57551,7 @@
           <w:b/>
           <w:lang w:val="id_ID" w:bidi="id_ID"/>
         </w:rPr>
-        <w:t>ἀσπάζεται ὑμᾶς Λουκᾶς, ὁ ἰατρὸς ὁ ἀγαπητὸς, καὶ Δημᾶς.</w:t>
+        <w:t>ἀσπάζεται ὑμᾶς Λουκᾶς, ὁ ἰατρὸς ὁ ἀγαπητὸς, καὶ Δημᾶς</w:t>
       </w:r>
     </w:p>
     <w:p>
@@ -58674,7 +58674,7 @@
           <w:b/>
           <w:lang w:val="id_ID" w:bidi="id_ID"/>
         </w:rPr>
-        <w:t>εἴπατε Ἀρχίππῳ, βλέπε τὴν διακονίαν ἣν παρέλαβες ἐν Κυρίῳ, ἵνα αὐτὴν πληροῖς.</w:t>
+        <w:t>εἴπατε Ἀρχίππῳ, βλέπε τὴν διακονίαν ἣν παρέλαβες ἐν Κυρίῳ, ἵνα αὐτὴν πληροῖς</w:t>
       </w:r>
     </w:p>
     <w:p>

--- a/ind/docx/51.content.docx
+++ b/ind/docx/51.content.docx
@@ -797,21 +797,6 @@
       </w:r>
       <w:r>
         <w:rPr>
-          <w:b/>
-          <w:lang w:val="id_ID" w:bidi="id_ID"/>
-        </w:rPr>
-        <w:t>χάρις ὑμῖν καὶ εἰρήνη ἀπὸ Θεοῦ Πατρὸς ἡμῶν καὶ Κυρίου Ἰησοῦ Χριστοῦ</w:t>
-      </w:r>
-    </w:p>
-    <w:p>
-      <w:pPr/>
-      <w:r>
-        <w:rPr>
-          <w:lang w:val="id_ID" w:bidi="id_ID"/>
-        </w:rPr>
-      </w:r>
-      <w:r>
-        <w:rPr>
           <w:lang w:val="id_ID" w:bidi="id_ID"/>
         </w:rPr>
         <w:t xml:space="preserve">Kata </w:t>
@@ -1002,21 +987,6 @@
       </w:r>
       <w:r>
         <w:rPr>
-          <w:b/>
-          <w:lang w:val="id_ID" w:bidi="id_ID"/>
-        </w:rPr>
-        <w:t>εὐχαριστοῦμεν &amp; ἡμῶν</w:t>
-      </w:r>
-    </w:p>
-    <w:p>
-      <w:pPr/>
-      <w:r>
-        <w:rPr>
-          <w:lang w:val="id_ID" w:bidi="id_ID"/>
-        </w:rPr>
-      </w:r>
-      <w:r>
-        <w:rPr>
           <w:lang w:val="id_ID" w:bidi="id_ID"/>
         </w:rPr>
         <w:t xml:space="preserve">Kata </w:t>
@@ -1303,21 +1273,6 @@
       </w:r>
       <w:r>
         <w:rPr>
-          <w:b/>
-          <w:lang w:val="id_ID" w:bidi="id_ID"/>
-        </w:rPr>
-        <w:t>τὴν ἀγάπην ἣν ἔχετε εἰς πάντας τοὺς ἁγίους</w:t>
-      </w:r>
-    </w:p>
-    <w:p>
-      <w:pPr/>
-      <w:r>
-        <w:rPr>
-          <w:lang w:val="id_ID" w:bidi="id_ID"/>
-        </w:rPr>
-      </w:r>
-      <w:r>
-        <w:rPr>
           <w:lang w:val="id_ID" w:bidi="id_ID"/>
         </w:rPr>
         <w:t xml:space="preserve">Jika bahasa Anda tidak menggunakan kata benda abstrak untuk gagasan di balik kata </w:t>
@@ -2366,21 +2321,6 @@
       </w:r>
       <w:r>
         <w:rPr>
-          <w:b/>
-          <w:lang w:val="id_ID" w:bidi="id_ID"/>
-        </w:rPr>
-        <w:t>ἡμῶν &amp; ἡμῶν</w:t>
-      </w:r>
-    </w:p>
-    <w:p>
-      <w:pPr/>
-      <w:r>
-        <w:rPr>
-          <w:lang w:val="id_ID" w:bidi="id_ID"/>
-        </w:rPr>
-      </w:r>
-      <w:r>
-        <w:rPr>
           <w:lang w:val="id_ID" w:bidi="id_ID"/>
         </w:rPr>
         <w:t>Di sini, "kam" tidak termasuk orang-orang di Kolose.</w:t>
@@ -2704,21 +2644,6 @@
       </w:r>
       <w:r>
         <w:rPr>
-          <w:b/>
-          <w:lang w:val="id_ID" w:bidi="id_ID"/>
-        </w:rPr>
-        <w:t>ἡμεῖς &amp; ἠκούσαμεν, οὐ παυόμεθα</w:t>
-      </w:r>
-    </w:p>
-    <w:p>
-      <w:pPr/>
-      <w:r>
-        <w:rPr>
-          <w:lang w:val="id_ID" w:bidi="id_ID"/>
-        </w:rPr>
-      </w:r>
-      <w:r>
-        <w:rPr>
           <w:lang w:val="id_ID" w:bidi="id_ID"/>
         </w:rPr>
         <w:t xml:space="preserve">Kata </w:t>
@@ -2800,21 +2725,6 @@
       </w:r>
       <w:r>
         <w:rPr>
-          <w:b/>
-          <w:lang w:val="id_ID" w:bidi="id_ID"/>
-        </w:rPr>
-        <w:t>ἀφ’ ἧς ἡμέρας ἠκούσαμεν</w:t>
-      </w:r>
-    </w:p>
-    <w:p>
-      <w:pPr/>
-      <w:r>
-        <w:rPr>
-          <w:lang w:val="id_ID" w:bidi="id_ID"/>
-        </w:rPr>
-      </w:r>
-      <w:r>
-        <w:rPr>
           <w:lang w:val="id_ID" w:bidi="id_ID"/>
         </w:rPr>
         <w:t>Terjemahan alternatif: “sejak saat Epafras memberitahukan kepada kami hal-hal ini”</w:t>
@@ -3234,21 +3144,6 @@
       </w:r>
       <w:r>
         <w:rPr>
-          <w:b/>
-          <w:lang w:val="id_ID" w:bidi="id_ID"/>
-        </w:rPr>
-        <w:t>πληρωθῆτε τὴν ἐπίγνωσιν τοῦ θελήματος αὐτοῦ</w:t>
-      </w:r>
-    </w:p>
-    <w:p>
-      <w:pPr/>
-      <w:r>
-        <w:rPr>
-          <w:lang w:val="id_ID" w:bidi="id_ID"/>
-        </w:rPr>
-      </w:r>
-      <w:r>
-        <w:rPr>
           <w:lang w:val="id_ID" w:bidi="id_ID"/>
         </w:rPr>
         <w:t xml:space="preserve">Jika bahasa Anda tidak menggunakan kata benda abstrak untuk gagasan di balik kata </w:t>
@@ -3343,21 +3238,6 @@
       </w:r>
       <w:r>
         <w:rPr>
-          <w:b/>
-          <w:lang w:val="id_ID" w:bidi="id_ID"/>
-        </w:rPr>
-        <w:t>πληρωθῆτε τὴν ἐπίγνωσιν τοῦ θελήματος αὐτοῦ ἐν πάσῃ σοφίᾳ καὶ συνέσει πνευματικῇ</w:t>
-      </w:r>
-    </w:p>
-    <w:p>
-      <w:pPr/>
-      <w:r>
-        <w:rPr>
-          <w:lang w:val="id_ID" w:bidi="id_ID"/>
-        </w:rPr>
-      </w:r>
-      <w:r>
-        <w:rPr>
           <w:lang w:val="id_ID" w:bidi="id_ID"/>
         </w:rPr>
         <w:t xml:space="preserve">Di sini, </w:t>
@@ -4073,21 +3953,6 @@
       </w:r>
       <w:r>
         <w:rPr>
-          <w:b/>
-          <w:lang w:val="id_ID" w:bidi="id_ID"/>
-        </w:rPr>
-        <w:t>αὐξανόμενοι τῇ ἐπιγνώσει τοῦ Θεοῦ</w:t>
-      </w:r>
-    </w:p>
-    <w:p>
-      <w:pPr/>
-      <w:r>
-        <w:rPr>
-          <w:lang w:val="id_ID" w:bidi="id_ID"/>
-        </w:rPr>
-      </w:r>
-      <w:r>
-        <w:rPr>
           <w:lang w:val="id_ID" w:bidi="id_ID"/>
         </w:rPr>
         <w:t xml:space="preserve">Jika bahasa Anda tidak menggunakan kata benda abstrak untuk gagasan di balik </w:t>
@@ -4701,21 +4566,6 @@
       </w:r>
       <w:r>
         <w:rPr>
-          <w:b/>
-          <w:lang w:val="id_ID" w:bidi="id_ID"/>
-        </w:rPr>
-        <w:t>πᾶσαν ὑπομονὴν καὶ μακροθυμίαν μετὰ χαρᾶς</w:t>
-      </w:r>
-    </w:p>
-    <w:p>
-      <w:pPr/>
-      <w:r>
-        <w:rPr>
-          <w:lang w:val="id_ID" w:bidi="id_ID"/>
-        </w:rPr>
-      </w:r>
-      <w:r>
-        <w:rPr>
           <w:lang w:val="id_ID" w:bidi="id_ID"/>
         </w:rPr>
         <w:t xml:space="preserve">Di sini, </w:t>
@@ -4777,6 +4627,21 @@
       </w:r>
       <w:r>
         <w:rPr>
+          <w:b/>
+          <w:lang w:val="id_ID" w:bidi="id_ID"/>
+        </w:rPr>
+        <w:t>εὐχαριστοῦντες</w:t>
+      </w:r>
+    </w:p>
+    <w:p>
+      <w:pPr/>
+      <w:r>
+        <w:rPr>
+          <w:lang w:val="id_ID" w:bidi="id_ID"/>
+        </w:rPr>
+      </w:r>
+      <w:r>
+        <w:rPr>
           <w:lang w:val="id_ID" w:bidi="id_ID"/>
         </w:rPr>
         <w:t>Beberapa versi Alkitab menghubungkan frasa “dengan sukacita” di akhir ayat 11 dengan frasa di awal ayat 12, bukannya menghubungkannya dengan ayat 11. Terjemahan lain: “dengan sukacita mengucap syukur”</w:t>
@@ -4904,21 +4769,6 @@
         <w:rPr>
           <w:lang w:val="id_ID" w:bidi="id_ID"/>
         </w:rPr>
-      </w:r>
-    </w:p>
-    <w:p>
-      <w:pPr/>
-      <w:r>
-        <w:rPr>
-          <w:lang w:val="id_ID" w:bidi="id_ID"/>
-        </w:rPr>
-      </w:r>
-      <w:r>
-        <w:rPr>
-          <w:b/>
-          <w:lang w:val="id_ID" w:bidi="id_ID"/>
-        </w:rPr>
-        <w:t>ἱκανώσαντι ὑμᾶς</w:t>
       </w:r>
     </w:p>
     <w:p>
@@ -5406,21 +5256,6 @@
       </w:r>
       <w:r>
         <w:rPr>
-          <w:b/>
-          <w:lang w:val="id_ID" w:bidi="id_ID"/>
-        </w:rPr>
-        <w:t>τῆς ἐξουσίας τοῦ σκότους</w:t>
-      </w:r>
-    </w:p>
-    <w:p>
-      <w:pPr/>
-      <w:r>
-        <w:rPr>
-          <w:lang w:val="id_ID" w:bidi="id_ID"/>
-        </w:rPr>
-      </w:r>
-      <w:r>
-        <w:rPr>
           <w:lang w:val="id_ID" w:bidi="id_ID"/>
         </w:rPr>
         <w:t xml:space="preserve">Di sini, </w:t>
@@ -6319,21 +6154,6 @@
       </w:r>
       <w:r>
         <w:rPr>
-          <w:b/>
-          <w:lang w:val="id_ID" w:bidi="id_ID"/>
-        </w:rPr>
-        <w:t>ἔχομεν τὴν ἀπολύτρωσιν, τὴν ἄφεσιν τῶν ἁμαρτιῶν</w:t>
-      </w:r>
-    </w:p>
-    <w:p>
-      <w:pPr/>
-      <w:r>
-        <w:rPr>
-          <w:lang w:val="id_ID" w:bidi="id_ID"/>
-        </w:rPr>
-      </w:r>
-      <w:r>
-        <w:rPr>
           <w:lang w:val="id_ID" w:bidi="id_ID"/>
         </w:rPr>
         <w:t xml:space="preserve">Jika bahasa Anda tidak menggunakan kata benda abstrak untuk gagasan di balik </w:t>
@@ -6963,7 +6783,7 @@
           <w:b/>
           <w:lang w:val="id_ID" w:bidi="id_ID"/>
         </w:rPr>
-        <w:t>ὅτι ἐν αὐτῷ ἐκτίσθη τὰ πάντα</w:t>
+        <w:t>τὰ πάντα δι’ αὐτοῦ καὶ εἰς αὐτὸν ἔκτισται</w:t>
       </w:r>
     </w:p>
     <w:p>
@@ -7440,21 +7260,6 @@
       </w:r>
       <w:r>
         <w:rPr>
-          <w:b/>
-          <w:lang w:val="id_ID" w:bidi="id_ID"/>
-        </w:rPr>
-        <w:t>τὰ πάντα δι’ αὐτοῦ καὶ εἰς αὐτὸν ἔκτισται</w:t>
-      </w:r>
-    </w:p>
-    <w:p>
-      <w:pPr/>
-      <w:r>
-        <w:rPr>
-          <w:lang w:val="id_ID" w:bidi="id_ID"/>
-        </w:rPr>
-      </w:r>
-      <w:r>
-        <w:rPr>
           <w:lang w:val="id_ID" w:bidi="id_ID"/>
         </w:rPr>
         <w:t>Jika bahasa Anda tidak menggunakan bentuk pasif ini, Anda dapat mengungkapkan gagasantersebut dalam bentuk aktif, dengan Allah sebagai subjeknya. Terjemahan alternatif: “melalui Dia dan untuk Dia Allah menciptakan segala sesuatu”</w:t>
@@ -7523,21 +7328,6 @@
       </w:r>
       <w:r>
         <w:rPr>
-          <w:b/>
-          <w:lang w:val="id_ID" w:bidi="id_ID"/>
-        </w:rPr>
-        <w:t>δι’ αὐτοῦ &amp; ἔκτισται</w:t>
-      </w:r>
-    </w:p>
-    <w:p>
-      <w:pPr/>
-      <w:r>
-        <w:rPr>
-          <w:lang w:val="id_ID" w:bidi="id_ID"/>
-        </w:rPr>
-      </w:r>
-      <w:r>
-        <w:rPr>
           <w:lang w:val="id_ID" w:bidi="id_ID"/>
         </w:rPr>
         <w:t xml:space="preserve">Frasa </w:t>
@@ -9306,21 +9096,6 @@
       </w:r>
       <w:r>
         <w:rPr>
-          <w:b/>
-          <w:lang w:val="id_ID" w:bidi="id_ID"/>
-        </w:rPr>
-        <w:t>τὰ πάντα εἰς αὐτόν &amp; εἴτε τὰ ἐπὶ τῆς γῆς, εἴτε τὰ ἐν τοῖς οὐρανοῖς</w:t>
-      </w:r>
-    </w:p>
-    <w:p>
-      <w:pPr/>
-      <w:r>
-        <w:rPr>
-          <w:lang w:val="id_ID" w:bidi="id_ID"/>
-        </w:rPr>
-      </w:r>
-      <w:r>
-        <w:rPr>
           <w:lang w:val="id_ID" w:bidi="id_ID"/>
         </w:rPr>
         <w:t>Bagian terakhir dari ayat ini (</w:t>
@@ -9428,21 +9203,6 @@
       </w:r>
       <w:r>
         <w:rPr>
-          <w:b/>
-          <w:lang w:val="id_ID" w:bidi="id_ID"/>
-        </w:rPr>
-        <w:t>εἴτε τὰ ἐπὶ τῆς γῆς, εἴτε τὰ ἐν τοῖς οὐρανοῖς</w:t>
-      </w:r>
-    </w:p>
-    <w:p>
-      <w:pPr/>
-      <w:r>
-        <w:rPr>
-          <w:lang w:val="id_ID" w:bidi="id_ID"/>
-        </w:rPr>
-      </w:r>
-      <w:r>
-        <w:rPr>
           <w:lang w:val="id_ID" w:bidi="id_ID"/>
         </w:rPr>
         <w:t>Paulus merujuk kepada “segala sesuatu yang ada di bumi” dan “segala sesuatu yang ada di surga” untuk mencakup keduanya dan segala sesuatu yang ada di antaranya, yaitu segala sesuatu yang ada di dalam seluruh ciptaan. Jika itu dapat membantu dalam bahasa Anda, Anda dapat mengungkapkan gagasan ini secara langsung. Terjemahan alternatif: “segala sesuatu dalam seluruh ciptaan”</w:t>
@@ -10484,21 +10244,6 @@
       </w:r>
       <w:r>
         <w:rPr>
-          <w:b/>
-          <w:lang w:val="id_ID" w:bidi="id_ID"/>
-        </w:rPr>
-        <w:t>παραστῆσαι ὑμᾶς ἁγίους, καὶ ἀμώμους, καὶ ἀνεγκλήτους, κατενώπιον αὐτοῦ</w:t>
-      </w:r>
-    </w:p>
-    <w:p>
-      <w:pPr/>
-      <w:r>
-        <w:rPr>
-          <w:lang w:val="id_ID" w:bidi="id_ID"/>
-        </w:rPr>
-      </w:r>
-      <w:r>
-        <w:rPr>
           <w:lang w:val="id_ID" w:bidi="id_ID"/>
         </w:rPr>
         <w:t>Di sini Paulus menggambarkan jemaat Kolose seolah-olah Yesus telah membawa mereka berdiri di hadapan Allah Bapa, yang ia maksudkan adalah bahwa Yesus telah membuat mereka berkenan di hadapan Allah. Jika dapat membantu dalam bahasa Anda, Anda dapat mengungkapkan ide ini dalam bahasa yang sederhana. Terjemahan alternatif: “untuk membuat kamu diterima di hadapan-Nya, kudus dan tak bercacat dan tak bercela”</w:t>
@@ -11943,21 +11688,6 @@
       </w:r>
       <w:r>
         <w:rPr>
-          <w:b/>
-          <w:lang w:val="id_ID" w:bidi="id_ID"/>
-        </w:rPr>
-        <w:t>ἐν τοῖς παθήμασιν ὑπὲρ ὑμῶν</w:t>
-      </w:r>
-    </w:p>
-    <w:p>
-      <w:pPr/>
-      <w:r>
-        <w:rPr>
-          <w:lang w:val="id_ID" w:bidi="id_ID"/>
-        </w:rPr>
-      </w:r>
-      <w:r>
-        <w:rPr>
           <w:lang w:val="id_ID" w:bidi="id_ID"/>
         </w:rPr>
         <w:t>Terjemahan alternatif: “sementara aku menderita demi kamu”</w:t>
@@ -12886,21 +12616,6 @@
       </w:r>
       <w:r>
         <w:rPr>
-          <w:b/>
-          <w:lang w:val="id_ID" w:bidi="id_ID"/>
-        </w:rPr>
-        <w:t>τὴν δοθεῖσάν μοι</w:t>
-      </w:r>
-    </w:p>
-    <w:p>
-      <w:pPr/>
-      <w:r>
-        <w:rPr>
-          <w:lang w:val="id_ID" w:bidi="id_ID"/>
-        </w:rPr>
-      </w:r>
-      <w:r>
-        <w:rPr>
           <w:lang w:val="id_ID" w:bidi="id_ID"/>
         </w:rPr>
         <w:t>Jika bahasa Anda tidak menggunakan bentuk pasif ini, Anda dapat mengungkapkan gagasan tersebut dalam bentuk aktif, dengan Allah sebagai subjeknya. Terjemahan alternatif: “yang Allah telah berikan kepadaku” atau ”yang telah Ia berikan kepadaku”</w:t>
@@ -13150,21 +12865,6 @@
         <w:rPr>
           <w:lang w:val="id_ID" w:bidi="id_ID"/>
         </w:rPr>
-      </w:r>
-    </w:p>
-    <w:p>
-      <w:pPr/>
-      <w:r>
-        <w:rPr>
-          <w:lang w:val="id_ID" w:bidi="id_ID"/>
-        </w:rPr>
-      </w:r>
-      <w:r>
-        <w:rPr>
-          <w:b/>
-          <w:lang w:val="id_ID" w:bidi="id_ID"/>
-        </w:rPr>
-        <w:t>τὸ μυστήριον τὸ ἀποκεκρυμμένον</w:t>
       </w:r>
     </w:p>
     <w:p>
@@ -14550,21 +14250,6 @@
       </w:r>
       <w:r>
         <w:rPr>
-          <w:b/>
-          <w:lang w:val="id_ID" w:bidi="id_ID"/>
-        </w:rPr>
-        <w:t>ἡμεῖς καταγγέλλομεν &amp; παραστήσωμεν</w:t>
-      </w:r>
-    </w:p>
-    <w:p>
-      <w:pPr/>
-      <w:r>
-        <w:rPr>
-          <w:lang w:val="id_ID" w:bidi="id_ID"/>
-        </w:rPr>
-      </w:r>
-      <w:r>
-        <w:rPr>
           <w:lang w:val="id_ID" w:bidi="id_ID"/>
         </w:rPr>
         <w:t xml:space="preserve">Kata ganti </w:t>
@@ -15375,21 +15060,6 @@
         <w:rPr>
           <w:lang w:val="id_ID" w:bidi="id_ID"/>
         </w:rPr>
-      </w:r>
-    </w:p>
-    <w:p>
-      <w:pPr/>
-      <w:r>
-        <w:rPr>
-          <w:lang w:val="id_ID" w:bidi="id_ID"/>
-        </w:rPr>
-      </w:r>
-      <w:r>
-        <w:rPr>
-          <w:b/>
-          <w:lang w:val="id_ID" w:bidi="id_ID"/>
-        </w:rPr>
-        <w:t>κατὰ τὴν ἐνέργειαν αὐτοῦ, τὴν ἐνεργουμένην</w:t>
       </w:r>
     </w:p>
     <w:p>
@@ -15915,21 +15585,6 @@
       </w:r>
       <w:r>
         <w:rPr>
-          <w:b/>
-          <w:lang w:val="id_ID" w:bidi="id_ID"/>
-        </w:rPr>
-        <w:t>ὑπὲρ ὑμῶν, καὶ τῶν ἐν Λαοδικίᾳ, καὶ ὅσοι οὐχ ἑόρακαν τὸ πρόσωπόν μου ἐν σαρκί</w:t>
-      </w:r>
-    </w:p>
-    <w:p>
-      <w:pPr/>
-      <w:r>
-        <w:rPr>
-          <w:lang w:val="id_ID" w:bidi="id_ID"/>
-        </w:rPr>
-      </w:r>
-      <w:r>
-        <w:rPr>
           <w:lang w:val="id_ID" w:bidi="id_ID"/>
         </w:rPr>
         <w:t xml:space="preserve">Daftar ini mencakup jemaat Kolose dan jemaat Laodikia di antara mereka yang belum mengenal </w:t>
@@ -16530,21 +16185,6 @@
       </w:r>
       <w:r>
         <w:rPr>
-          <w:b/>
-          <w:lang w:val="id_ID" w:bidi="id_ID"/>
-        </w:rPr>
-        <w:t>παρακληθῶσιν αἱ καρδίαι αὐτῶν, συμβιβασθέντες</w:t>
-      </w:r>
-    </w:p>
-    <w:p>
-      <w:pPr/>
-      <w:r>
-        <w:rPr>
-          <w:lang w:val="id_ID" w:bidi="id_ID"/>
-        </w:rPr>
-      </w:r>
-      <w:r>
-        <w:rPr>
           <w:lang w:val="id_ID" w:bidi="id_ID"/>
         </w:rPr>
         <w:t>Jika bahasa Anda tidak menggunakan bentuk pasif ini, Anda dapat mengungkapkan kata kerja ini dalam bentuk aktif, dengan Paulus sebagai subjek yang “mendorong” dan Allah sebagai subjek yang “menyatukan.” Terjemahan alternatif: “Aku dapat menguatkan hati mereka, dan Allah dapat menyatukan mereka”</w:t>
@@ -16966,21 +16606,6 @@
       </w:r>
       <w:r>
         <w:rPr>
-          <w:b/>
-          <w:lang w:val="id_ID" w:bidi="id_ID"/>
-        </w:rPr>
-        <w:t>εἰς πᾶν πλοῦτος τῆς πληροφορίας τῆς συνέσεως; εἰς ἐπίγνωσιν τοῦ μυστηρίου τοῦ Θεοῦ, Χριστοῦ</w:t>
-      </w:r>
-    </w:p>
-    <w:p>
-      <w:pPr/>
-      <w:r>
-        <w:rPr>
-          <w:lang w:val="id_ID" w:bidi="id_ID"/>
-        </w:rPr>
-      </w:r>
-      <w:r>
-        <w:rPr>
           <w:lang w:val="id_ID" w:bidi="id_ID"/>
         </w:rPr>
         <w:t xml:space="preserve">Jika bahasa Anda tidak menggunakan kata benda abstrak untuk gagasan di balik </w:t>
@@ -17456,21 +17081,6 @@
         <w:rPr>
           <w:lang w:val="id_ID" w:bidi="id_ID"/>
         </w:rPr>
-      </w:r>
-    </w:p>
-    <w:p>
-      <w:pPr/>
-      <w:r>
-        <w:rPr>
-          <w:lang w:val="id_ID" w:bidi="id_ID"/>
-        </w:rPr>
-      </w:r>
-      <w:r>
-        <w:rPr>
-          <w:b/>
-          <w:lang w:val="id_ID" w:bidi="id_ID"/>
-        </w:rPr>
-        <w:t>εἰσιν πάντες οἱ θησαυροὶ τῆς σοφίας καὶ γνώσεως ἀπόκρυφοι</w:t>
       </w:r>
     </w:p>
     <w:p>
@@ -18165,21 +17775,6 @@
       </w:r>
       <w:r>
         <w:rPr>
-          <w:b/>
-          <w:lang w:val="id_ID" w:bidi="id_ID"/>
-        </w:rPr>
-        <w:t>μηδεὶς ὑμᾶς παραλογίζηται</w:t>
-      </w:r>
-    </w:p>
-    <w:p>
-      <w:pPr/>
-      <w:r>
-        <w:rPr>
-          <w:lang w:val="id_ID" w:bidi="id_ID"/>
-        </w:rPr>
-      </w:r>
-      <w:r>
-        <w:rPr>
           <w:lang w:val="id_ID" w:bidi="id_ID"/>
         </w:rPr>
         <w:t>Terjemahan alternatif: “orang-orang tidak dapat menipu kamu” atau ”tidak ada yang akan menyesatkan kamu”</w:t>
@@ -22424,21 +22019,6 @@
       </w:r>
       <w:r>
         <w:rPr>
-          <w:b/>
-          <w:lang w:val="id_ID" w:bidi="id_ID"/>
-        </w:rPr>
-        <w:t>καὶ περιετμήθητε περιτομῇ ἀχειροποιήτῳ, ἐν τῇ ἀπεκδύσει τοῦ σώματος τῆς σαρκός, ἐν τῇ περιτομῇ τοῦ Χριστοῦ</w:t>
-      </w:r>
-    </w:p>
-    <w:p>
-      <w:pPr/>
-      <w:r>
-        <w:rPr>
-          <w:lang w:val="id_ID" w:bidi="id_ID"/>
-        </w:rPr>
-      </w:r>
-      <w:r>
-        <w:rPr>
           <w:lang w:val="id_ID" w:bidi="id_ID"/>
         </w:rPr>
         <w:t xml:space="preserve">Di sini Paulus menggunakan </w:t>
@@ -22533,21 +22113,6 @@
       </w:r>
       <w:r>
         <w:rPr>
-          <w:b/>
-          <w:lang w:val="id_ID" w:bidi="id_ID"/>
-        </w:rPr>
-        <w:t>ἐν ᾧ καὶ περιετμήθητε</w:t>
-      </w:r>
-    </w:p>
-    <w:p>
-      <w:pPr/>
-      <w:r>
-        <w:rPr>
-          <w:lang w:val="id_ID" w:bidi="id_ID"/>
-        </w:rPr>
-      </w:r>
-      <w:r>
-        <w:rPr>
           <w:lang w:val="id_ID" w:bidi="id_ID"/>
         </w:rPr>
         <w:t>Jika bahasa Anda tidak menggunakan bentuk pasif ini, Anda dapat menerjemahkan kata kerja ini dalam bentuk aktif, dengan Allah sebagai subjeknya. Terjemahan alternatif: “yang melaluinya Allah juga telah menyunat kamu”</w:t>
@@ -22616,21 +22181,6 @@
       </w:r>
       <w:r>
         <w:rPr>
-          <w:b/>
-          <w:lang w:val="id_ID" w:bidi="id_ID"/>
-        </w:rPr>
-        <w:t>ἐν τῇ ἀπεκδύσει τοῦ σώματος τῆς σαρκός</w:t>
-      </w:r>
-    </w:p>
-    <w:p>
-      <w:pPr/>
-      <w:r>
-        <w:rPr>
-          <w:lang w:val="id_ID" w:bidi="id_ID"/>
-        </w:rPr>
-      </w:r>
-      <w:r>
-        <w:rPr>
           <w:lang w:val="id_ID" w:bidi="id_ID"/>
         </w:rPr>
         <w:t xml:space="preserve">Jika bahasa Anda tidak menggunakan kata benda abstrak untuk mengekspresikan gagasan di balik </w:t>
@@ -23384,21 +22934,6 @@
       </w:r>
       <w:r>
         <w:rPr>
-          <w:b/>
-          <w:lang w:val="id_ID" w:bidi="id_ID"/>
-        </w:rPr>
-        <w:t>συνηγέρθητε &amp; τοῦ ἐγείραντος αὐτὸν ἐκ νεκρῶν</w:t>
-      </w:r>
-    </w:p>
-    <w:p>
-      <w:pPr/>
-      <w:r>
-        <w:rPr>
-          <w:lang w:val="id_ID" w:bidi="id_ID"/>
-        </w:rPr>
-      </w:r>
-      <w:r>
-        <w:rPr>
           <w:lang w:val="id_ID" w:bidi="id_ID"/>
         </w:rPr>
         <w:t>Paulus menggunakan kata “dibangkitkan” dan “membangkitkan Dia dari antara orang mati” untuk merujuk kepada seseorang yang telah mati dan kemudian hidup kembali. Jika bahasa Anda tidak menggunakan kata-kata ini untuk menggambarkan hidup kembali, gunakanlah ungkapan yang sebanding atau frasa yang singkat. Terjemahan alternatif: “Kamu dihidupkan kembali ... yang menghidupkan Dia kembali”</w:t>
@@ -23672,21 +23207,6 @@
       </w:r>
       <w:r>
         <w:rPr>
-          <w:b/>
-          <w:lang w:val="id_ID" w:bidi="id_ID"/>
-        </w:rPr>
-        <w:t>ὑμᾶς νεκροὺς ὄντας ἐν τοῖς παραπτώμασιν καὶ τῇ ἀκροβυστίᾳ τῆς σαρκὸς ὑμῶν, συνεζωοποίησεν ὑμᾶς</w:t>
-      </w:r>
-    </w:p>
-    <w:p>
-      <w:pPr/>
-      <w:r>
-        <w:rPr>
-          <w:lang w:val="id_ID" w:bidi="id_ID"/>
-        </w:rPr>
-      </w:r>
-      <w:r>
-        <w:rPr>
           <w:lang w:val="id_ID" w:bidi="id_ID"/>
         </w:rPr>
         <w:t xml:space="preserve">Di sini Paulus memulai kalimatnya dengan </w:t>
@@ -24097,21 +23617,6 @@
         <w:rPr>
           <w:lang w:val="id_ID" w:bidi="id_ID"/>
         </w:rPr>
-      </w:r>
-    </w:p>
-    <w:p>
-      <w:pPr/>
-      <w:r>
-        <w:rPr>
-          <w:lang w:val="id_ID" w:bidi="id_ID"/>
-        </w:rPr>
-      </w:r>
-      <w:r>
-        <w:rPr>
-          <w:b/>
-          <w:lang w:val="id_ID" w:bidi="id_ID"/>
-        </w:rPr>
-        <w:t>ἐν τοῖς παραπτώμασιν καὶ τῇ ἀκροβυστίᾳ τῆς σαρκὸς ὑμῶν</w:t>
       </w:r>
     </w:p>
     <w:p>
@@ -24617,21 +24122,6 @@
       </w:r>
       <w:r>
         <w:rPr>
-          <w:b/>
-          <w:lang w:val="id_ID" w:bidi="id_ID"/>
-        </w:rPr>
-        <w:t>ἐξαλείψας τὸ καθ’ ἡμῶν χειρόγραφον τοῖς δόγμασιν, ὃ ἦν ὑπεναντίον ἡμῖν, καὶ αὐτὸ ἦρκεν ἐκ τοῦ μέσου, προσηλώσας αὐτὸ τῷ σταυρῷ</w:t>
-      </w:r>
-    </w:p>
-    <w:p>
-      <w:pPr/>
-      <w:r>
-        <w:rPr>
-          <w:lang w:val="id_ID" w:bidi="id_ID"/>
-        </w:rPr>
-      </w:r>
-      <w:r>
-        <w:rPr>
           <w:lang w:val="id_ID" w:bidi="id_ID"/>
         </w:rPr>
         <w:t xml:space="preserve">Paulus berbicara tentang cara Allah mengampuni dosa-dosa kita seolah-olah Allah </w:t>
@@ -24702,21 +24192,6 @@
         <w:rPr>
           <w:lang w:val="id_ID" w:bidi="id_ID"/>
         </w:rPr>
-      </w:r>
-    </w:p>
-    <w:p>
-      <w:pPr/>
-      <w:r>
-        <w:rPr>
-          <w:lang w:val="id_ID" w:bidi="id_ID"/>
-        </w:rPr>
-      </w:r>
-      <w:r>
-        <w:rPr>
-          <w:b/>
-          <w:lang w:val="id_ID" w:bidi="id_ID"/>
-        </w:rPr>
-        <w:t>καθ’ ἡμῶν &amp; ὃ ἦν ὑπεναντίον ἡμῖν</w:t>
       </w:r>
     </w:p>
     <w:p>
@@ -26916,21 +26391,6 @@
       </w:r>
       <w:r>
         <w:rPr>
-          <w:b/>
-          <w:lang w:val="id_ID" w:bidi="id_ID"/>
-        </w:rPr>
-        <w:t>εἰκῇ φυσιούμενος ὑπὸ τοῦ νοὸς τῆς σαρκὸς αὐτοῦ</w:t>
-      </w:r>
-    </w:p>
-    <w:p>
-      <w:pPr/>
-      <w:r>
-        <w:rPr>
-          <w:lang w:val="id_ID" w:bidi="id_ID"/>
-        </w:rPr>
-      </w:r>
-      <w:r>
-        <w:rPr>
           <w:lang w:val="id_ID" w:bidi="id_ID"/>
         </w:rPr>
         <w:t>Jika bahasa Anda tidak menggunakan bentuk pasif ini, Anda dapat menerjemahkan frasa tersebut dalam bentuk aktifnya. Terjemahan alternatif: “pikiran dagingnya membuat dia angkuh tanpa sebab”</w:t>
@@ -27370,21 +26830,6 @@
       </w:r>
       <w:r>
         <w:rPr>
-          <w:b/>
-          <w:lang w:val="id_ID" w:bidi="id_ID"/>
-        </w:rPr>
-        <w:t>τὴν κεφαλήν, ἐξ οὗ πᾶν τὸ σῶμα διὰ τῶν ἁφῶν καὶ συνδέσμων ἐπιχορηγούμενον καὶ συμβιβαζόμενον, αὔξει τὴν αὔξησιν τοῦ Θεοῦ</w:t>
-      </w:r>
-    </w:p>
-    <w:p>
-      <w:pPr/>
-      <w:r>
-        <w:rPr>
-          <w:lang w:val="id_ID" w:bidi="id_ID"/>
-        </w:rPr>
-      </w:r>
-      <w:r>
-        <w:rPr>
           <w:lang w:val="id_ID" w:bidi="id_ID"/>
         </w:rPr>
         <w:t xml:space="preserve">Dalam ayat ini, Paulus menggunakan metafora yang diperluas di mana Kristus adalah </w:t>
@@ -27507,21 +26952,6 @@
         <w:rPr>
           <w:lang w:val="id_ID" w:bidi="id_ID"/>
         </w:rPr>
-      </w:r>
-    </w:p>
-    <w:p>
-      <w:pPr/>
-      <w:r>
-        <w:rPr>
-          <w:lang w:val="id_ID" w:bidi="id_ID"/>
-        </w:rPr>
-      </w:r>
-      <w:r>
-        <w:rPr>
-          <w:b/>
-          <w:lang w:val="id_ID" w:bidi="id_ID"/>
-        </w:rPr>
-        <w:t>ἐξ οὗ πᾶν τὸ σῶμα διὰ τῶν ἁφῶν καὶ συνδέσμων ἐπιχορηγούμενον καὶ συμβιβαζόμενον</w:t>
       </w:r>
     </w:p>
     <w:p>
@@ -28387,6 +27817,318 @@
       </w:r>
       <w:r>
         <w:rPr>
+          <w:lang w:val="id_ID" w:bidi="id_ID"/>
+        </w:rPr>
+        <w:t xml:space="preserve">Jika struktur ini sulit dipahami dalam bahasa Anda, Anda dapat memindahkan frasa </w:t>
+      </w:r>
+      <w:r>
+        <w:rPr>
+          <w:b/>
+          <w:lang w:val="id_ID" w:bidi="id_ID"/>
+        </w:rPr>
+        <w:t>seolah-olah kamu hidup di dunia</w:t>
+      </w:r>
+      <w:r>
+        <w:rPr>
+          <w:lang w:val="id_ID" w:bidi="id_ID"/>
+        </w:rPr>
+        <w:t xml:space="preserve"> ke akhir kalimat. Terjemahan alternatif: “mengapa kamu tunduk pada ketetapan-ketetapan dunia sebagai orang yang hidup di dalam dunia”</w:t>
+      </w:r>
+    </w:p>
+    <w:p>
+      <w:pPr/>
+      <w:r>
+        <w:rPr>
+          <w:lang w:val="id_ID" w:bidi="id_ID"/>
+        </w:rPr>
+      </w:r>
+      <w:r>
+        <w:rPr>
+          <w:lang w:val="id_ID" w:bidi="id_ID"/>
+        </w:rPr>
+        <w:t xml:space="preserve">Lihat: </w:t>
+      </w:r>
+      <w:r>
+        <w:rPr>
+          <w:lang w:val="id_ID" w:bidi="id_ID"/>
+        </w:rPr>
+        <w:t>Information Structure</w:t>
+      </w:r>
+      <w:r>
+        <w:rPr>
+          <w:lang w:val="id_ID" w:bidi="id_ID"/>
+        </w:rPr>
+      </w:r>
+      <w:r>
+        <w:rPr>
+          <w:lang w:val="id_ID" w:bidi="id_ID"/>
+        </w:rPr>
+      </w:r>
+    </w:p>
+    <w:p>
+      <w:pPr/>
+      <w:r>
+        <w:rPr>
+          <w:lang w:val="id_ID" w:bidi="id_ID"/>
+        </w:rPr>
+      </w:r>
+    </w:p>
+    <w:p>
+      <w:pPr>
+        <w:pStyle w:val="Heading2"/>
+      </w:pPr>
+      <w:r>
+        <w:rPr>
+          <w:lang w:val="id_ID" w:bidi="id_ID"/>
+        </w:rPr>
+        <w:t>Kolose 2:20 (#6)</w:t>
+      </w:r>
+      <w:r>
+        <w:rPr>
+          <w:lang w:val="id_ID" w:bidi="id_ID"/>
+        </w:rPr>
+      </w:r>
+    </w:p>
+    <w:p>
+      <w:pPr/>
+      <w:r>
+        <w:rPr>
+          <w:lang w:val="id_ID" w:bidi="id_ID"/>
+        </w:rPr>
+      </w:r>
+      <w:r>
+        <w:rPr>
+          <w:b/>
+          <w:lang w:val="id_ID" w:bidi="id_ID"/>
+        </w:rPr>
+        <w:t>ζῶντες ἐν κόσμῳ</w:t>
+      </w:r>
+    </w:p>
+    <w:p>
+      <w:pPr/>
+      <w:r>
+        <w:rPr>
+          <w:lang w:val="id_ID" w:bidi="id_ID"/>
+        </w:rPr>
+      </w:r>
+      <w:r>
+        <w:rPr>
+          <w:lang w:val="id_ID" w:bidi="id_ID"/>
+        </w:rPr>
+        <w:t xml:space="preserve">Paulus menggunakan kata kerja </w:t>
+      </w:r>
+      <w:r>
+        <w:rPr>
+          <w:b/>
+          <w:lang w:val="id_ID" w:bidi="id_ID"/>
+        </w:rPr>
+        <w:t>hidup</w:t>
+      </w:r>
+      <w:r>
+        <w:rPr>
+          <w:lang w:val="id_ID" w:bidi="id_ID"/>
+        </w:rPr>
+        <w:t xml:space="preserve"> untuk menggambarkan cara hidup jemaat Kolose. Mereka memang secara fisik hidup dan berada di dunia, tetapi ia ingin mereka berperilaku dengan cara yang tidak sesuai dengan apa yang biasanya dilakukan oleh orang-orang di dunia. Jika dapat membantu dalam bahasa Anda, Anda dapat mengungkapkan gagasan ini dengan frasa verbal seperti “menjadi milik” atau “sesuai dengan”. Terjemahan alternatif: “milik dunia” atau ”menurut dunia”</w:t>
+      </w:r>
+    </w:p>
+    <w:p>
+      <w:pPr/>
+      <w:r>
+        <w:rPr>
+          <w:lang w:val="id_ID" w:bidi="id_ID"/>
+        </w:rPr>
+      </w:r>
+      <w:r>
+        <w:rPr>
+          <w:lang w:val="id_ID" w:bidi="id_ID"/>
+        </w:rPr>
+        <w:t xml:space="preserve">Lihat: </w:t>
+      </w:r>
+      <w:r>
+        <w:rPr>
+          <w:lang w:val="id_ID" w:bidi="id_ID"/>
+        </w:rPr>
+        <w:t>Metafora</w:t>
+      </w:r>
+      <w:r>
+        <w:rPr>
+          <w:lang w:val="id_ID" w:bidi="id_ID"/>
+        </w:rPr>
+      </w:r>
+      <w:r>
+        <w:rPr>
+          <w:lang w:val="id_ID" w:bidi="id_ID"/>
+        </w:rPr>
+      </w:r>
+    </w:p>
+    <w:p>
+      <w:pPr/>
+      <w:r>
+        <w:rPr>
+          <w:lang w:val="id_ID" w:bidi="id_ID"/>
+        </w:rPr>
+      </w:r>
+    </w:p>
+    <w:p>
+      <w:pPr>
+        <w:pStyle w:val="Heading2"/>
+      </w:pPr>
+      <w:r>
+        <w:rPr>
+          <w:lang w:val="id_ID" w:bidi="id_ID"/>
+        </w:rPr>
+        <w:t>Kolose 2:20 (#7)</w:t>
+      </w:r>
+      <w:r>
+        <w:rPr>
+          <w:lang w:val="id_ID" w:bidi="id_ID"/>
+        </w:rPr>
+      </w:r>
+    </w:p>
+    <w:p>
+      <w:pPr/>
+      <w:r>
+        <w:rPr>
+          <w:lang w:val="id_ID" w:bidi="id_ID"/>
+        </w:rPr>
+      </w:r>
+      <w:r>
+        <w:rPr>
+          <w:b/>
+          <w:lang w:val="id_ID" w:bidi="id_ID"/>
+        </w:rPr>
+        <w:t>ὡς ζῶντες ἐν κόσμῳ</w:t>
+      </w:r>
+    </w:p>
+    <w:p>
+      <w:pPr/>
+      <w:r>
+        <w:rPr>
+          <w:lang w:val="id_ID" w:bidi="id_ID"/>
+        </w:rPr>
+      </w:r>
+      <w:r>
+        <w:rPr>
+          <w:lang w:val="id_ID" w:bidi="id_ID"/>
+        </w:rPr>
+        <w:t xml:space="preserve">Dalam konteks ini, kata </w:t>
+      </w:r>
+      <w:r>
+        <w:rPr>
+          <w:b/>
+          <w:lang w:val="id_ID" w:bidi="id_ID"/>
+        </w:rPr>
+        <w:t>sebagai</w:t>
+      </w:r>
+      <w:r>
+        <w:rPr>
+          <w:lang w:val="id_ID" w:bidi="id_ID"/>
+        </w:rPr>
+        <w:t xml:space="preserve"> memperkenalkan sesuatu yang tidak benar: jemaat Kolose tidak benar-benar hidup </w:t>
+      </w:r>
+      <w:r>
+        <w:rPr>
+          <w:b/>
+          <w:lang w:val="id_ID" w:bidi="id_ID"/>
+        </w:rPr>
+        <w:t>di dunia</w:t>
+      </w:r>
+      <w:r>
+        <w:rPr>
+          <w:lang w:val="id_ID" w:bidi="id_ID"/>
+        </w:rPr>
+        <w:t xml:space="preserve">. Jika kata </w:t>
+      </w:r>
+      <w:r>
+        <w:rPr>
+          <w:b/>
+          <w:lang w:val="id_ID" w:bidi="id_ID"/>
+        </w:rPr>
+        <w:t>sebagai</w:t>
+      </w:r>
+      <w:r>
+        <w:rPr>
+          <w:lang w:val="id_ID" w:bidi="id_ID"/>
+        </w:rPr>
+        <w:t xml:space="preserve"> akan disalahpahami dalam bahasa Anda, Anda dapat menjelaskan bahwa </w:t>
+      </w:r>
+      <w:r>
+        <w:rPr>
+          <w:b/>
+          <w:lang w:val="id_ID" w:bidi="id_ID"/>
+        </w:rPr>
+        <w:t>hidup di dalam dunia</w:t>
+      </w:r>
+      <w:r>
+        <w:rPr>
+          <w:lang w:val="id_ID" w:bidi="id_ID"/>
+        </w:rPr>
+        <w:t xml:space="preserve"> tidak benar bagi jemaat Kolose, dengan menggunakan frasa seperti “seolah-olah.” Terjemahan alternatif: “seolah-olah hidup di dalam dunia”</w:t>
+      </w:r>
+    </w:p>
+    <w:p>
+      <w:pPr/>
+      <w:r>
+        <w:rPr>
+          <w:lang w:val="id_ID" w:bidi="id_ID"/>
+        </w:rPr>
+      </w:r>
+      <w:r>
+        <w:rPr>
+          <w:lang w:val="id_ID" w:bidi="id_ID"/>
+        </w:rPr>
+        <w:t xml:space="preserve">Lihat: </w:t>
+      </w:r>
+      <w:r>
+        <w:rPr>
+          <w:lang w:val="id_ID" w:bidi="id_ID"/>
+        </w:rPr>
+        <w:t>Connect — Contrary to Fact Conditions</w:t>
+      </w:r>
+      <w:r>
+        <w:rPr>
+          <w:lang w:val="id_ID" w:bidi="id_ID"/>
+        </w:rPr>
+      </w:r>
+      <w:r>
+        <w:rPr>
+          <w:lang w:val="id_ID" w:bidi="id_ID"/>
+        </w:rPr>
+      </w:r>
+    </w:p>
+    <w:p>
+      <w:pPr/>
+      <w:r>
+        <w:rPr>
+          <w:lang w:val="id_ID" w:bidi="id_ID"/>
+        </w:rPr>
+      </w:r>
+    </w:p>
+    <w:p>
+      <w:pPr>
+        <w:pStyle w:val="Heading2"/>
+      </w:pPr>
+      <w:r>
+        <w:rPr>
+          <w:lang w:val="id_ID" w:bidi="id_ID"/>
+        </w:rPr>
+        <w:t>Kolose 2:20 (#8)</w:t>
+      </w:r>
+      <w:r>
+        <w:rPr>
+          <w:lang w:val="id_ID" w:bidi="id_ID"/>
+        </w:rPr>
+      </w:r>
+    </w:p>
+    <w:p>
+      <w:pPr/>
+      <w:r>
+        <w:rPr>
+          <w:lang w:val="id_ID" w:bidi="id_ID"/>
+        </w:rPr>
+      </w:r>
+      <w:r>
+        <w:rPr>
           <w:b/>
           <w:lang w:val="id_ID" w:bidi="id_ID"/>
         </w:rPr>
@@ -28404,20 +28146,20 @@
         <w:rPr>
           <w:lang w:val="id_ID" w:bidi="id_ID"/>
         </w:rPr>
-        <w:t xml:space="preserve">Jika struktur ini sulit dipahami dalam bahasa Anda, Anda dapat memindahkan frasa </w:t>
-      </w:r>
-      <w:r>
-        <w:rPr>
-          <w:b/>
-          <w:lang w:val="id_ID" w:bidi="id_ID"/>
-        </w:rPr>
-        <w:t>seolah-olah kamu hidup di dunia</w:t>
-      </w:r>
-      <w:r>
-        <w:rPr>
-          <w:lang w:val="id_ID" w:bidi="id_ID"/>
-        </w:rPr>
-        <w:t xml:space="preserve"> ke akhir kalimat. Terjemahan alternatif: “mengapa kamu tunduk pada ketetapan-ketetapan dunia sebagai orang yang hidup di dalam dunia”</w:t>
+        <w:t xml:space="preserve">Paulus tidak mengajukan pertanyaan ini karena ia sedang mencari informasi. Sebaliknya, ia menanyakannya untuk melibatkan jemaat Korintus dalam apa yang sedang ia perjuangkan. Di sini, tidak ada jawaban untuk pertanyaan tersebut, karena itulah maksud Paulus. Tidak ada alasan bagi mereka untuk </w:t>
+      </w:r>
+      <w:r>
+        <w:rPr>
+          <w:b/>
+          <w:lang w:val="id_ID" w:bidi="id_ID"/>
+        </w:rPr>
+        <w:t>tunduk pada ketetapan-ketetapannya</w:t>
+      </w:r>
+      <w:r>
+        <w:rPr>
+          <w:lang w:val="id_ID" w:bidi="id_ID"/>
+        </w:rPr>
+        <w:t>. Jika dapat membantu dalam bahasa Anda, Anda dapat mengungkapkan gagasan ini sebagai sebuah perintah atau pernyataan “harus”. Terjemahan alternatif: “janganlah, sebagai orang yang hidup di dunia, tunduk pada ketetapan-ketetapannya” atau ”kamu tidak boleh, sebagai orang yang hidup di dunia, tunduk pada ketetapan-ketetapannya”</w:t>
       </w:r>
     </w:p>
     <w:p>
@@ -28437,7 +28179,7 @@
         <w:rPr>
           <w:lang w:val="id_ID" w:bidi="id_ID"/>
         </w:rPr>
-        <w:t>Information Structure</w:t>
+        <w:t>Pertanyaan Retoris</w:t>
       </w:r>
       <w:r>
         <w:rPr>
@@ -28466,354 +28208,12 @@
         <w:rPr>
           <w:lang w:val="id_ID" w:bidi="id_ID"/>
         </w:rPr>
-        <w:t>Kolose 2:20 (#6)</w:t>
-      </w:r>
-      <w:r>
-        <w:rPr>
-          <w:lang w:val="id_ID" w:bidi="id_ID"/>
-        </w:rPr>
-      </w:r>
-    </w:p>
-    <w:p>
-      <w:pPr/>
-      <w:r>
-        <w:rPr>
-          <w:lang w:val="id_ID" w:bidi="id_ID"/>
-        </w:rPr>
-      </w:r>
-      <w:r>
-        <w:rPr>
-          <w:b/>
-          <w:lang w:val="id_ID" w:bidi="id_ID"/>
-        </w:rPr>
-        <w:t>ζῶντες ἐν κόσμῳ</w:t>
-      </w:r>
-    </w:p>
-    <w:p>
-      <w:pPr/>
-      <w:r>
-        <w:rPr>
-          <w:lang w:val="id_ID" w:bidi="id_ID"/>
-        </w:rPr>
-      </w:r>
-      <w:r>
-        <w:rPr>
-          <w:lang w:val="id_ID" w:bidi="id_ID"/>
-        </w:rPr>
-        <w:t xml:space="preserve">Paulus menggunakan kata kerja </w:t>
-      </w:r>
-      <w:r>
-        <w:rPr>
-          <w:b/>
-          <w:lang w:val="id_ID" w:bidi="id_ID"/>
-        </w:rPr>
-        <w:t>hidup</w:t>
-      </w:r>
-      <w:r>
-        <w:rPr>
-          <w:lang w:val="id_ID" w:bidi="id_ID"/>
-        </w:rPr>
-        <w:t xml:space="preserve"> untuk menggambarkan cara hidup jemaat Kolose. Mereka memang secara fisik hidup dan berada di dunia, tetapi ia ingin mereka berperilaku dengan cara yang tidak sesuai dengan apa yang biasanya dilakukan oleh orang-orang di dunia. Jika dapat membantu dalam bahasa Anda, Anda dapat mengungkapkan gagasan ini dengan frasa verbal seperti “menjadi milik” atau “sesuai dengan”. Terjemahan alternatif: “milik dunia” atau ”menurut dunia”</w:t>
-      </w:r>
-    </w:p>
-    <w:p>
-      <w:pPr/>
-      <w:r>
-        <w:rPr>
-          <w:lang w:val="id_ID" w:bidi="id_ID"/>
-        </w:rPr>
-      </w:r>
-      <w:r>
-        <w:rPr>
-          <w:lang w:val="id_ID" w:bidi="id_ID"/>
-        </w:rPr>
-        <w:t xml:space="preserve">Lihat: </w:t>
-      </w:r>
-      <w:r>
-        <w:rPr>
-          <w:lang w:val="id_ID" w:bidi="id_ID"/>
-        </w:rPr>
-        <w:t>Metafora</w:t>
-      </w:r>
-      <w:r>
-        <w:rPr>
-          <w:lang w:val="id_ID" w:bidi="id_ID"/>
-        </w:rPr>
-      </w:r>
-      <w:r>
-        <w:rPr>
-          <w:lang w:val="id_ID" w:bidi="id_ID"/>
-        </w:rPr>
-      </w:r>
-    </w:p>
-    <w:p>
-      <w:pPr/>
-      <w:r>
-        <w:rPr>
-          <w:lang w:val="id_ID" w:bidi="id_ID"/>
-        </w:rPr>
-      </w:r>
-    </w:p>
-    <w:p>
-      <w:pPr>
-        <w:pStyle w:val="Heading2"/>
-      </w:pPr>
-      <w:r>
-        <w:rPr>
-          <w:lang w:val="id_ID" w:bidi="id_ID"/>
-        </w:rPr>
-        <w:t>Kolose 2:20 (#7)</w:t>
-      </w:r>
-      <w:r>
-        <w:rPr>
-          <w:lang w:val="id_ID" w:bidi="id_ID"/>
-        </w:rPr>
-      </w:r>
-    </w:p>
-    <w:p>
-      <w:pPr/>
-      <w:r>
-        <w:rPr>
-          <w:lang w:val="id_ID" w:bidi="id_ID"/>
-        </w:rPr>
-      </w:r>
-      <w:r>
-        <w:rPr>
-          <w:b/>
-          <w:lang w:val="id_ID" w:bidi="id_ID"/>
-        </w:rPr>
-        <w:t>ὡς ζῶντες ἐν κόσμῳ</w:t>
-      </w:r>
-    </w:p>
-    <w:p>
-      <w:pPr/>
-      <w:r>
-        <w:rPr>
-          <w:lang w:val="id_ID" w:bidi="id_ID"/>
-        </w:rPr>
-      </w:r>
-      <w:r>
-        <w:rPr>
-          <w:lang w:val="id_ID" w:bidi="id_ID"/>
-        </w:rPr>
-        <w:t xml:space="preserve">Dalam konteks ini, kata </w:t>
-      </w:r>
-      <w:r>
-        <w:rPr>
-          <w:b/>
-          <w:lang w:val="id_ID" w:bidi="id_ID"/>
-        </w:rPr>
-        <w:t>sebagai</w:t>
-      </w:r>
-      <w:r>
-        <w:rPr>
-          <w:lang w:val="id_ID" w:bidi="id_ID"/>
-        </w:rPr>
-        <w:t xml:space="preserve"> memperkenalkan sesuatu yang tidak benar: jemaat Kolose tidak benar-benar hidup </w:t>
-      </w:r>
-      <w:r>
-        <w:rPr>
-          <w:b/>
-          <w:lang w:val="id_ID" w:bidi="id_ID"/>
-        </w:rPr>
-        <w:t>di dunia</w:t>
-      </w:r>
-      <w:r>
-        <w:rPr>
-          <w:lang w:val="id_ID" w:bidi="id_ID"/>
-        </w:rPr>
-        <w:t xml:space="preserve">. Jika kata </w:t>
-      </w:r>
-      <w:r>
-        <w:rPr>
-          <w:b/>
-          <w:lang w:val="id_ID" w:bidi="id_ID"/>
-        </w:rPr>
-        <w:t>sebagai</w:t>
-      </w:r>
-      <w:r>
-        <w:rPr>
-          <w:lang w:val="id_ID" w:bidi="id_ID"/>
-        </w:rPr>
-        <w:t xml:space="preserve"> akan disalahpahami dalam bahasa Anda, Anda dapat menjelaskan bahwa </w:t>
-      </w:r>
-      <w:r>
-        <w:rPr>
-          <w:b/>
-          <w:lang w:val="id_ID" w:bidi="id_ID"/>
-        </w:rPr>
-        <w:t>hidup di dalam dunia</w:t>
-      </w:r>
-      <w:r>
-        <w:rPr>
-          <w:lang w:val="id_ID" w:bidi="id_ID"/>
-        </w:rPr>
-        <w:t xml:space="preserve"> tidak benar bagi jemaat Kolose, dengan menggunakan frasa seperti “seolah-olah.” Terjemahan alternatif: “seolah-olah hidup di dalam dunia”</w:t>
-      </w:r>
-    </w:p>
-    <w:p>
-      <w:pPr/>
-      <w:r>
-        <w:rPr>
-          <w:lang w:val="id_ID" w:bidi="id_ID"/>
-        </w:rPr>
-      </w:r>
-      <w:r>
-        <w:rPr>
-          <w:lang w:val="id_ID" w:bidi="id_ID"/>
-        </w:rPr>
-        <w:t xml:space="preserve">Lihat: </w:t>
-      </w:r>
-      <w:r>
-        <w:rPr>
-          <w:lang w:val="id_ID" w:bidi="id_ID"/>
-        </w:rPr>
-        <w:t>Connect — Contrary to Fact Conditions</w:t>
-      </w:r>
-      <w:r>
-        <w:rPr>
-          <w:lang w:val="id_ID" w:bidi="id_ID"/>
-        </w:rPr>
-      </w:r>
-      <w:r>
-        <w:rPr>
-          <w:lang w:val="id_ID" w:bidi="id_ID"/>
-        </w:rPr>
-      </w:r>
-    </w:p>
-    <w:p>
-      <w:pPr/>
-      <w:r>
-        <w:rPr>
-          <w:lang w:val="id_ID" w:bidi="id_ID"/>
-        </w:rPr>
-      </w:r>
-    </w:p>
-    <w:p>
-      <w:pPr>
-        <w:pStyle w:val="Heading2"/>
-      </w:pPr>
-      <w:r>
-        <w:rPr>
-          <w:lang w:val="id_ID" w:bidi="id_ID"/>
-        </w:rPr>
-        <w:t>Kolose 2:20 (#8)</w:t>
-      </w:r>
-      <w:r>
-        <w:rPr>
-          <w:lang w:val="id_ID" w:bidi="id_ID"/>
-        </w:rPr>
-      </w:r>
-    </w:p>
-    <w:p>
-      <w:pPr/>
-      <w:r>
-        <w:rPr>
-          <w:lang w:val="id_ID" w:bidi="id_ID"/>
-        </w:rPr>
-      </w:r>
-      <w:r>
-        <w:rPr>
-          <w:b/>
-          <w:lang w:val="id_ID" w:bidi="id_ID"/>
-        </w:rPr>
-        <w:t>τί ὡς ζῶντες ἐν κόσμῳ δογματίζεσθε</w:t>
-      </w:r>
-    </w:p>
-    <w:p>
-      <w:pPr/>
-      <w:r>
-        <w:rPr>
-          <w:lang w:val="id_ID" w:bidi="id_ID"/>
-        </w:rPr>
-      </w:r>
-      <w:r>
-        <w:rPr>
-          <w:lang w:val="id_ID" w:bidi="id_ID"/>
-        </w:rPr>
-        <w:t xml:space="preserve">Paulus tidak mengajukan pertanyaan ini karena ia sedang mencari informasi. Sebaliknya, ia menanyakannya untuk melibatkan jemaat Korintus dalam apa yang sedang ia perjuangkan. Di sini, tidak ada jawaban untuk pertanyaan tersebut, karena itulah maksud Paulus. Tidak ada alasan bagi mereka untuk </w:t>
-      </w:r>
-      <w:r>
-        <w:rPr>
-          <w:b/>
-          <w:lang w:val="id_ID" w:bidi="id_ID"/>
-        </w:rPr>
-        <w:t>tunduk pada ketetapan-ketetapannya</w:t>
-      </w:r>
-      <w:r>
-        <w:rPr>
-          <w:lang w:val="id_ID" w:bidi="id_ID"/>
-        </w:rPr>
-        <w:t>. Jika dapat membantu dalam bahasa Anda, Anda dapat mengungkapkan gagasan ini sebagai sebuah perintah atau pernyataan “harus”. Terjemahan alternatif: “janganlah, sebagai orang yang hidup di dunia, tunduk pada ketetapan-ketetapannya” atau ”kamu tidak boleh, sebagai orang yang hidup di dunia, tunduk pada ketetapan-ketetapannya”</w:t>
-      </w:r>
-    </w:p>
-    <w:p>
-      <w:pPr/>
-      <w:r>
-        <w:rPr>
-          <w:lang w:val="id_ID" w:bidi="id_ID"/>
-        </w:rPr>
-      </w:r>
-      <w:r>
-        <w:rPr>
-          <w:lang w:val="id_ID" w:bidi="id_ID"/>
-        </w:rPr>
-        <w:t xml:space="preserve">Lihat: </w:t>
-      </w:r>
-      <w:r>
-        <w:rPr>
-          <w:lang w:val="id_ID" w:bidi="id_ID"/>
-        </w:rPr>
-        <w:t>Pertanyaan Retoris</w:t>
-      </w:r>
-      <w:r>
-        <w:rPr>
-          <w:lang w:val="id_ID" w:bidi="id_ID"/>
-        </w:rPr>
-      </w:r>
-      <w:r>
-        <w:rPr>
-          <w:lang w:val="id_ID" w:bidi="id_ID"/>
-        </w:rPr>
-      </w:r>
-    </w:p>
-    <w:p>
-      <w:pPr/>
-      <w:r>
-        <w:rPr>
-          <w:lang w:val="id_ID" w:bidi="id_ID"/>
-        </w:rPr>
-      </w:r>
-    </w:p>
-    <w:p>
-      <w:pPr>
-        <w:pStyle w:val="Heading2"/>
-      </w:pPr>
-      <w:r>
-        <w:rPr>
-          <w:lang w:val="id_ID" w:bidi="id_ID"/>
-        </w:rPr>
         <w:t>Kolose 2:20 (#9)</w:t>
       </w:r>
       <w:r>
         <w:rPr>
           <w:lang w:val="id_ID" w:bidi="id_ID"/>
         </w:rPr>
-      </w:r>
-    </w:p>
-    <w:p>
-      <w:pPr/>
-      <w:r>
-        <w:rPr>
-          <w:lang w:val="id_ID" w:bidi="id_ID"/>
-        </w:rPr>
-      </w:r>
-      <w:r>
-        <w:rPr>
-          <w:b/>
-          <w:lang w:val="id_ID" w:bidi="id_ID"/>
-        </w:rPr>
-        <w:t>δογματίζεσθε</w:t>
       </w:r>
     </w:p>
     <w:p>
@@ -29672,21 +29072,6 @@
       </w:r>
       <w:r>
         <w:rPr>
-          <w:b/>
-          <w:lang w:val="id_ID" w:bidi="id_ID"/>
-        </w:rPr>
-        <w:t>τὰ ἐντάλματα καὶ διδασκαλίας τῶν ἀνθρώπων</w:t>
-      </w:r>
-    </w:p>
-    <w:p>
-      <w:pPr/>
-      <w:r>
-        <w:rPr>
-          <w:lang w:val="id_ID" w:bidi="id_ID"/>
-        </w:rPr>
-      </w:r>
-      <w:r>
-        <w:rPr>
           <w:lang w:val="id_ID" w:bidi="id_ID"/>
         </w:rPr>
         <w:t xml:space="preserve">Jika bahasa Anda tidak menggunakan kata benda abstrak untuk mengekspresikan gagasan di balik </w:t>
@@ -30180,21 +29565,6 @@
         <w:rPr>
           <w:lang w:val="id_ID" w:bidi="id_ID"/>
         </w:rPr>
-      </w:r>
-    </w:p>
-    <w:p>
-      <w:pPr/>
-      <w:r>
-        <w:rPr>
-          <w:lang w:val="id_ID" w:bidi="id_ID"/>
-        </w:rPr>
-      </w:r>
-      <w:r>
-        <w:rPr>
-          <w:b/>
-          <w:lang w:val="id_ID" w:bidi="id_ID"/>
-        </w:rPr>
-        <w:t>λόγον μὲν ἔχοντα σοφίας ἐν ἐθελοθρησκείᾳ καὶ ταπεινοφροσύνῃ, ἀφειδίᾳ σώματος</w:t>
       </w:r>
     </w:p>
     <w:p>
@@ -32391,21 +31761,6 @@
       </w:r>
       <w:r>
         <w:rPr>
-          <w:b/>
-          <w:lang w:val="id_ID" w:bidi="id_ID"/>
-        </w:rPr>
-        <w:t>ἡ ζωὴ ὑμῶν κέκρυπται σὺν τῷ Χριστῷ ἐν τῷ Θεῷ</w:t>
-      </w:r>
-    </w:p>
-    <w:p>
-      <w:pPr/>
-      <w:r>
-        <w:rPr>
-          <w:lang w:val="id_ID" w:bidi="id_ID"/>
-        </w:rPr>
-      </w:r>
-      <w:r>
-        <w:rPr>
           <w:lang w:val="id_ID" w:bidi="id_ID"/>
         </w:rPr>
         <w:t>Jika bahasa Anda tidak menggunakan bentuk pasif ini, Anda dapat mengungkapkan gagasan tersebut dalam bentuk aktif. Terjemahan alternatif: “Allah telah menyembunyikan hidupmu bersama Kristus di dalam diri-Nya”</w:t>
@@ -33706,21 +33061,6 @@
         <w:rPr>
           <w:lang w:val="id_ID" w:bidi="id_ID"/>
         </w:rPr>
-      </w:r>
-    </w:p>
-    <w:p>
-      <w:pPr/>
-      <w:r>
-        <w:rPr>
-          <w:lang w:val="id_ID" w:bidi="id_ID"/>
-        </w:rPr>
-      </w:r>
-      <w:r>
-        <w:rPr>
-          <w:b/>
-          <w:lang w:val="id_ID" w:bidi="id_ID"/>
-        </w:rPr>
-        <w:t>πορνείαν, ἀκαθαρσίαν, πάθος, ἐπιθυμίαν κακήν, καὶ τὴν πλεονεξίαν, ἥτις ἐστὶν εἰδωλολατρία</w:t>
       </w:r>
     </w:p>
     <w:p>
@@ -35784,21 +35124,6 @@
       </w:r>
       <w:r>
         <w:rPr>
-          <w:b/>
-          <w:lang w:val="id_ID" w:bidi="id_ID"/>
-        </w:rPr>
-        <w:t>ὀργήν, θυμόν, κακίαν, βλασφημίαν, αἰσχρολογίαν ἐκ τοῦ στόματος ὑμῶν</w:t>
-      </w:r>
-    </w:p>
-    <w:p>
-      <w:pPr/>
-      <w:r>
-        <w:rPr>
-          <w:lang w:val="id_ID" w:bidi="id_ID"/>
-        </w:rPr>
-      </w:r>
-      <w:r>
-        <w:rPr>
           <w:lang w:val="id_ID" w:bidi="id_ID"/>
         </w:rPr>
         <w:t>Jika bahasa Anda tidak menggunakan kata benda abstrak untuk ide di balik kata-kata ini, Anda dapat mengekspresikan ide-ide tersebut dengan menggunakan kata kerja atau kata sifat. Terjemahan alternatif: “perilaku marah, geram, dan nafsu jahat, serta kata-kata fitnah dan cabul”</w:t>
@@ -38388,21 +37713,6 @@
       </w:r>
       <w:r>
         <w:rPr>
-          <w:b/>
-          <w:lang w:val="id_ID" w:bidi="id_ID"/>
-        </w:rPr>
-        <w:t>οὐκ ἔνι Ἕλλην καὶ Ἰουδαῖος, περιτομὴ καὶ ἀκροβυστία, βάρβαρος, Σκύθης, δοῦλος, ἐλεύθερος</w:t>
-      </w:r>
-    </w:p>
-    <w:p>
-      <w:pPr/>
-      <w:r>
-        <w:rPr>
-          <w:lang w:val="id_ID" w:bidi="id_ID"/>
-        </w:rPr>
-      </w:r>
-      <w:r>
-        <w:rPr>
           <w:lang w:val="id_ID" w:bidi="id_ID"/>
         </w:rPr>
         <w:t>Semua istilah ini adalah kata benda yang merujuk pada kelompok orang yang dicirikan oleh sifat yang disebutkan oleh kata benda tersebut. Kata-kata ini tidak merujuk pada satu orang saja. Jika bahasa Anda memiliki cara untuk mengelompokkan orang berdasarkan karakteristiknya, Anda dapat menggunakan bentuk tersebut di sini. Terjemahan alternatif: “tidak ada orang Yunani dan Yahudi, orang yang bersunat dan tidak bersunat, orang barbar, orang Skit, budak atau orang merdeka”</w:t>
@@ -39952,21 +39262,6 @@
       </w:r>
       <w:r>
         <w:rPr>
-          <w:b/>
-          <w:lang w:val="id_ID" w:bidi="id_ID"/>
-        </w:rPr>
-        <w:t>ἀνεχόμενοι ἀλλήλων καὶ χαριζόμενοι ἑαυτοῖς, ἐάν τις πρός τινα ἔχῃ μομφήν</w:t>
-      </w:r>
-    </w:p>
-    <w:p>
-      <w:pPr/>
-      <w:r>
-        <w:rPr>
-          <w:lang w:val="id_ID" w:bidi="id_ID"/>
-        </w:rPr>
-      </w:r>
-      <w:r>
-        <w:rPr>
           <w:lang w:val="id_ID" w:bidi="id_ID"/>
         </w:rPr>
         <w:t xml:space="preserve">Jika bahasa Anda mengutamakan pernyataan kalimat bersyarat di depan, Anda dapat memindahkan klausa </w:t>
@@ -40421,21 +39716,6 @@
         <w:rPr>
           <w:lang w:val="id_ID" w:bidi="id_ID"/>
         </w:rPr>
-      </w:r>
-    </w:p>
-    <w:p>
-      <w:pPr/>
-      <w:r>
-        <w:rPr>
-          <w:lang w:val="id_ID" w:bidi="id_ID"/>
-        </w:rPr>
-      </w:r>
-      <w:r>
-        <w:rPr>
-          <w:b/>
-          <w:lang w:val="id_ID" w:bidi="id_ID"/>
-        </w:rPr>
-        <w:t>καθὼς καὶ ὁ Κύριος ἐχαρίσατο ὑμῖν, οὕτως καὶ ὑμεῖς</w:t>
       </w:r>
     </w:p>
     <w:p>
@@ -42017,21 +41297,6 @@
       </w:r>
       <w:r>
         <w:rPr>
-          <w:b/>
-          <w:lang w:val="id_ID" w:bidi="id_ID"/>
-        </w:rPr>
-        <w:t>εὐχάριστοι γίνεσθε</w:t>
-      </w:r>
-    </w:p>
-    <w:p>
-      <w:pPr/>
-      <w:r>
-        <w:rPr>
-          <w:lang w:val="id_ID" w:bidi="id_ID"/>
-        </w:rPr>
-      </w:r>
-      <w:r>
-        <w:rPr>
           <w:lang w:val="id_ID" w:bidi="id_ID"/>
         </w:rPr>
         <w:t>Alternate translation: “become thankful people” or “be thankful”</w:t>
@@ -49215,21 +48480,6 @@
       </w:r>
       <w:r>
         <w:rPr>
-          <w:b/>
-          <w:lang w:val="id_ID" w:bidi="id_ID"/>
-        </w:rPr>
-        <w:t>τῇ προσευχῇ προσκαρτερεῖτε</w:t>
-      </w:r>
-    </w:p>
-    <w:p>
-      <w:pPr/>
-      <w:r>
-        <w:rPr>
-          <w:lang w:val="id_ID" w:bidi="id_ID"/>
-        </w:rPr>
-      </w:r>
-      <w:r>
-        <w:rPr>
           <w:lang w:val="id_ID" w:bidi="id_ID"/>
         </w:rPr>
         <w:t>Terjemahan alternatif: “Teruslah berdoa dengan tekun” atau “Berdoalah terus-menerus”</w:t>
@@ -50944,21 +50194,6 @@
       </w:r>
       <w:r>
         <w:rPr>
-          <w:b/>
-          <w:lang w:val="id_ID" w:bidi="id_ID"/>
-        </w:rPr>
-        <w:t>φανερώσω αὐτὸ</w:t>
-      </w:r>
-    </w:p>
-    <w:p>
-      <w:pPr/>
-      <w:r>
-        <w:rPr>
-          <w:lang w:val="id_ID" w:bidi="id_ID"/>
-        </w:rPr>
-      </w:r>
-      <w:r>
-        <w:rPr>
           <w:lang w:val="id_ID" w:bidi="id_ID"/>
         </w:rPr>
         <w:t>Terjemahan alternatif: “Aku mungkin mengungkapkannya” atau “Aku mungkin mengungkapkannya dengan jelas”</w:t>
@@ -52259,21 +51494,6 @@
       </w:r>
       <w:r>
         <w:rPr>
-          <w:b/>
-          <w:lang w:val="id_ID" w:bidi="id_ID"/>
-        </w:rPr>
-        <w:t>πῶς δεῖ ὑμᾶς &amp; ἀποκρίνεσθαι</w:t>
-      </w:r>
-    </w:p>
-    <w:p>
-      <w:pPr/>
-      <w:r>
-        <w:rPr>
-          <w:lang w:val="id_ID" w:bidi="id_ID"/>
-        </w:rPr>
-      </w:r>
-      <w:r>
-        <w:rPr>
           <w:lang w:val="id_ID" w:bidi="id_ID"/>
         </w:rPr>
         <w:t>Terjemahan alternatif: “bagaimana cara menjawab dengan baik” atau “jawaban yang tepat untuk diberikan kepada”</w:t>
@@ -52436,21 +51656,6 @@
       </w:r>
       <w:r>
         <w:rPr>
-          <w:b/>
-          <w:lang w:val="id_ID" w:bidi="id_ID"/>
-        </w:rPr>
-        <w:t>τὰ κατ’ ἐμὲ πάντα γνωρίσει ὑμῖν Τυχικὸς, ὁ ἀγαπητὸς ἀδελφὸς, καὶ πιστὸς διάκονος, καὶ σύνδουλος ἐν Κυρίῳ</w:t>
-      </w:r>
-    </w:p>
-    <w:p>
-      <w:pPr/>
-      <w:r>
-        <w:rPr>
-          <w:lang w:val="id_ID" w:bidi="id_ID"/>
-        </w:rPr>
-      </w:r>
-      <w:r>
-        <w:rPr>
           <w:lang w:val="id_ID" w:bidi="id_ID"/>
         </w:rPr>
         <w:t xml:space="preserve">Pernyataan Penghubung: Jika akan membantu dalam bahasa Anda, Anda dapat menyusun ulang kalimat ini sehingga: (1) apa yang </w:t>
@@ -52643,21 +51848,6 @@
         <w:rPr>
           <w:lang w:val="id_ID" w:bidi="id_ID"/>
         </w:rPr>
-      </w:r>
-    </w:p>
-    <w:p>
-      <w:pPr/>
-      <w:r>
-        <w:rPr>
-          <w:lang w:val="id_ID" w:bidi="id_ID"/>
-        </w:rPr>
-      </w:r>
-      <w:r>
-        <w:rPr>
-          <w:b/>
-          <w:lang w:val="id_ID" w:bidi="id_ID"/>
-        </w:rPr>
-        <w:t>Τυχικὸς</w:t>
       </w:r>
     </w:p>
     <w:p>
@@ -53899,21 +53089,6 @@
           <w:b/>
           <w:lang w:val="id_ID" w:bidi="id_ID"/>
         </w:rPr>
-        <w:t>Ὀνησίμῳ</w:t>
-      </w:r>
-    </w:p>
-    <w:p>
-      <w:pPr/>
-      <w:r>
-        <w:rPr>
-          <w:lang w:val="id_ID" w:bidi="id_ID"/>
-        </w:rPr>
-      </w:r>
-      <w:r>
-        <w:rPr>
-          <w:b/>
-          <w:lang w:val="id_ID" w:bidi="id_ID"/>
-        </w:rPr>
         <w:t>Onesimus</w:t>
       </w:r>
       <w:r>
@@ -54313,21 +53488,6 @@
           <w:b/>
           <w:lang w:val="id_ID" w:bidi="id_ID"/>
         </w:rPr>
-        <w:t>Ἀρίσταρχος &amp; Μᾶρκος &amp; Βαρναβᾶ</w:t>
-      </w:r>
-    </w:p>
-    <w:p>
-      <w:pPr/>
-      <w:r>
-        <w:rPr>
-          <w:lang w:val="id_ID" w:bidi="id_ID"/>
-        </w:rPr>
-      </w:r>
-      <w:r>
-        <w:rPr>
-          <w:b/>
-          <w:lang w:val="id_ID" w:bidi="id_ID"/>
-        </w:rPr>
         <w:t>Aristarkhus</w:t>
       </w:r>
       <w:r>
@@ -55170,21 +54330,6 @@
         <w:rPr>
           <w:lang w:val="id_ID" w:bidi="id_ID"/>
         </w:rPr>
-      </w:r>
-    </w:p>
-    <w:p>
-      <w:pPr/>
-      <w:r>
-        <w:rPr>
-          <w:lang w:val="id_ID" w:bidi="id_ID"/>
-        </w:rPr>
-      </w:r>
-      <w:r>
-        <w:rPr>
-          <w:b/>
-          <w:lang w:val="id_ID" w:bidi="id_ID"/>
-        </w:rPr>
-        <w:t>Ἰησοῦς &amp; Ἰοῦστος</w:t>
       </w:r>
     </w:p>
     <w:p>
@@ -57461,21 +56606,6 @@
           <w:b/>
           <w:lang w:val="id_ID" w:bidi="id_ID"/>
         </w:rPr>
-        <w:t>Λουκᾶς &amp; Δημᾶς</w:t>
-      </w:r>
-    </w:p>
-    <w:p>
-      <w:pPr/>
-      <w:r>
-        <w:rPr>
-          <w:lang w:val="id_ID" w:bidi="id_ID"/>
-        </w:rPr>
-      </w:r>
-      <w:r>
-        <w:rPr>
-          <w:b/>
-          <w:lang w:val="id_ID" w:bidi="id_ID"/>
-        </w:rPr>
         <w:t>Demas</w:t>
       </w:r>
       <w:r>
@@ -57863,21 +56993,6 @@
           <w:b/>
           <w:lang w:val="id_ID" w:bidi="id_ID"/>
         </w:rPr>
-        <w:t>Νύμφαν</w:t>
-      </w:r>
-    </w:p>
-    <w:p>
-      <w:pPr/>
-      <w:r>
-        <w:rPr>
-          <w:lang w:val="id_ID" w:bidi="id_ID"/>
-        </w:rPr>
-      </w:r>
-      <w:r>
-        <w:rPr>
-          <w:b/>
-          <w:lang w:val="id_ID" w:bidi="id_ID"/>
-        </w:rPr>
         <w:t>Nimfa</w:t>
       </w:r>
       <w:r>
@@ -58142,21 +57257,6 @@
       </w:r>
       <w:r>
         <w:rPr>
-          <w:b/>
-          <w:lang w:val="id_ID" w:bidi="id_ID"/>
-        </w:rPr>
-        <w:t>ἀναγνωσθῇ παρ’ ὑμῖν ἡ ἐπιστολή &amp; ἀναγνωσθῇ</w:t>
-      </w:r>
-    </w:p>
-    <w:p>
-      <w:pPr/>
-      <w:r>
-        <w:rPr>
-          <w:lang w:val="id_ID" w:bidi="id_ID"/>
-        </w:rPr>
-      </w:r>
-      <w:r>
-        <w:rPr>
           <w:lang w:val="id_ID" w:bidi="id_ID"/>
         </w:rPr>
         <w:t>Jika bahasa Anda tidak menggunakan bentuk pasif ini, Anda dapat mengekspresikan ide-ide dalam bentuk aktif dengan memberikan subjek yang tidak terbatas seperti “orang” atau dengan mengekspresikan ide dengan kata kerja yang berbeda seperti “mendengar.” Terjemahan alternatif: “Anda telah mendengar surat ini … mereka mendengarnya”</w:t>
@@ -58214,21 +57314,6 @@
         <w:rPr>
           <w:lang w:val="id_ID" w:bidi="id_ID"/>
         </w:rPr>
-      </w:r>
-    </w:p>
-    <w:p>
-      <w:pPr/>
-      <w:r>
-        <w:rPr>
-          <w:lang w:val="id_ID" w:bidi="id_ID"/>
-        </w:rPr>
-      </w:r>
-      <w:r>
-        <w:rPr>
-          <w:b/>
-          <w:lang w:val="id_ID" w:bidi="id_ID"/>
-        </w:rPr>
-        <w:t>ποιήσατε ἵνα καὶ ἐν τῇ Λαοδικαίων ἐκκλησίᾳ ἀναγνωσθῇ, καὶ τὴν ἐκ Λαοδικίας ἵνα καὶ ὑμεῖς ἀναγνῶτε</w:t>
       </w:r>
     </w:p>
     <w:p>
@@ -58501,21 +57586,6 @@
           <w:b/>
           <w:lang w:val="id_ID" w:bidi="id_ID"/>
         </w:rPr>
-        <w:t>Ἀρχίππῳ</w:t>
-      </w:r>
-    </w:p>
-    <w:p>
-      <w:pPr/>
-      <w:r>
-        <w:rPr>
-          <w:lang w:val="id_ID" w:bidi="id_ID"/>
-        </w:rPr>
-      </w:r>
-      <w:r>
-        <w:rPr>
-          <w:b/>
-          <w:lang w:val="id_ID" w:bidi="id_ID"/>
-        </w:rPr>
         <w:t>Arkhipus</w:t>
       </w:r>
       <w:r>
@@ -58588,21 +57658,6 @@
       </w:r>
       <w:r>
         <w:rPr>
-          <w:b/>
-          <w:lang w:val="id_ID" w:bidi="id_ID"/>
-        </w:rPr>
-        <w:t>βλέπε τὴν διακονίαν ἣν παρέλαβες ἐν Κυρίῳ, ἵνα αὐτὴν πληροῖς</w:t>
-      </w:r>
-    </w:p>
-    <w:p>
-      <w:pPr/>
-      <w:r>
-        <w:rPr>
-          <w:lang w:val="id_ID" w:bidi="id_ID"/>
-        </w:rPr>
-      </w:r>
-      <w:r>
-        <w:rPr>
           <w:lang w:val="id_ID" w:bidi="id_ID"/>
         </w:rPr>
         <w:t>Instruksi dari Paulus kepada Arkhipus ditulis sebagai kutipan langsung. Jika bahasa Anda tidak menggunakan bentuk ini, Anda dapat menulisnya sebagai kutipan tidak langsung. Terjemahan alternatif: “bahwa ia harus memperhatikan pelayanan yang telah diterimanya di dalam Tuhan, sehingga ia dapat memenuhinya”</w:t>
@@ -58660,21 +57715,6 @@
         <w:rPr>
           <w:lang w:val="id_ID" w:bidi="id_ID"/>
         </w:rPr>
-      </w:r>
-    </w:p>
-    <w:p>
-      <w:pPr/>
-      <w:r>
-        <w:rPr>
-          <w:lang w:val="id_ID" w:bidi="id_ID"/>
-        </w:rPr>
-      </w:r>
-      <w:r>
-        <w:rPr>
-          <w:b/>
-          <w:lang w:val="id_ID" w:bidi="id_ID"/>
-        </w:rPr>
-        <w:t>εἴπατε Ἀρχίππῳ, βλέπε τὴν διακονίαν ἣν παρέλαβες ἐν Κυρίῳ, ἵνα αὐτὴν πληροῖς</w:t>
       </w:r>
     </w:p>
     <w:p>
